--- a/7_semester/Методы и средства проектирования/ЛР2/ЛР2_Отчет_Буренков_МиСП.docx
+++ b/7_semester/Методы и средства проектирования/ЛР2/ЛР2_Отчет_Буренков_МиСП.docx
@@ -1182,43 +1182,34 @@
     </w:p>
     <w:p>
       <w:pPr>
-        <w:spacing w:line="360" w:lineRule="auto" w:before="0" w:after="0"/>
-        <w:ind w:firstLine="0" w:left="0"/>
+        <w:spacing w:line="360" w:lineRule="auto"/>
         <w:jc w:val="center"/>
       </w:pPr>
       <w:r>
         <w:rPr>
-          <w:rFonts w:ascii="Times New Roman" w:hAnsi="Times New Roman" w:cs="Times New Roman" w:eastAsia="Times New Roman"/>
           <w:b/>
-          <w:i w:val="0"/>
-          <w:sz w:val="28"/>
-        </w:rPr>
+          <w:sz w:val="28"/>
+        </w:rPr>
+        <w:lastRenderedPageBreak/>
         <w:t>СОДЕРЖАНИЕ</w:t>
       </w:r>
     </w:p>
     <w:p>
       <w:pPr>
         <w:tabs>
-          <w:tab w:pos="9355" w:val="right" w:leader="dot"/>
+          <w:tab w:val="right" w:leader="dot" w:pos="9355"/>
         </w:tabs>
-        <w:spacing w:line="360" w:lineRule="auto" w:before="0" w:after="0"/>
-        <w:ind w:firstLine="709" w:left="0" w:right="0"/>
-        <w:jc w:val="left"/>
-      </w:pPr>
-      <w:r>
-        <w:rPr>
-          <w:rFonts w:ascii="Times New Roman" w:hAnsi="Times New Roman" w:cs="Times New Roman" w:eastAsia="Times New Roman"/>
-          <w:b w:val="0"/>
-          <w:i w:val="0"/>
+        <w:spacing w:line="360" w:lineRule="auto"/>
+        <w:ind w:firstLine="709"/>
+      </w:pPr>
+      <w:r>
+        <w:rPr>
           <w:sz w:val="28"/>
         </w:rPr>
         <w:t>1 Цель работы</w:t>
       </w:r>
       <w:r>
         <w:rPr>
-          <w:rFonts w:ascii="Times New Roman" w:hAnsi="Times New Roman" w:cs="Times New Roman" w:eastAsia="Times New Roman"/>
-          <w:b w:val="0"/>
-          <w:i w:val="0"/>
           <w:sz w:val="28"/>
         </w:rPr>
         <w:tab/>
@@ -1228,26 +1219,19 @@
     <w:p>
       <w:pPr>
         <w:tabs>
-          <w:tab w:pos="9355" w:val="right" w:leader="dot"/>
+          <w:tab w:val="right" w:leader="dot" w:pos="9355"/>
         </w:tabs>
-        <w:spacing w:line="360" w:lineRule="auto" w:before="0" w:after="0"/>
-        <w:ind w:firstLine="709" w:left="0" w:right="0"/>
-        <w:jc w:val="left"/>
-      </w:pPr>
-      <w:r>
-        <w:rPr>
-          <w:rFonts w:ascii="Times New Roman" w:hAnsi="Times New Roman" w:cs="Times New Roman" w:eastAsia="Times New Roman"/>
-          <w:b w:val="0"/>
-          <w:i w:val="0"/>
+        <w:spacing w:line="360" w:lineRule="auto"/>
+        <w:ind w:firstLine="709"/>
+      </w:pPr>
+      <w:r>
+        <w:rPr>
           <w:sz w:val="28"/>
         </w:rPr>
         <w:t>2 Задание</w:t>
       </w:r>
       <w:r>
         <w:rPr>
-          <w:rFonts w:ascii="Times New Roman" w:hAnsi="Times New Roman" w:cs="Times New Roman" w:eastAsia="Times New Roman"/>
-          <w:b w:val="0"/>
-          <w:i w:val="0"/>
           <w:sz w:val="28"/>
         </w:rPr>
         <w:tab/>
@@ -1257,26 +1241,19 @@
     <w:p>
       <w:pPr>
         <w:tabs>
-          <w:tab w:pos="9355" w:val="right" w:leader="dot"/>
+          <w:tab w:val="right" w:leader="dot" w:pos="9355"/>
         </w:tabs>
-        <w:spacing w:line="360" w:lineRule="auto" w:before="0" w:after="0"/>
-        <w:ind w:firstLine="709" w:left="0" w:right="0"/>
-        <w:jc w:val="left"/>
-      </w:pPr>
-      <w:r>
-        <w:rPr>
-          <w:rFonts w:ascii="Times New Roman" w:hAnsi="Times New Roman" w:cs="Times New Roman" w:eastAsia="Times New Roman"/>
-          <w:b w:val="0"/>
-          <w:i w:val="0"/>
+        <w:spacing w:line="360" w:lineRule="auto"/>
+        <w:ind w:firstLine="709"/>
+      </w:pPr>
+      <w:r>
+        <w:rPr>
           <w:sz w:val="28"/>
         </w:rPr>
         <w:t>3 Ход работы</w:t>
       </w:r>
       <w:r>
         <w:rPr>
-          <w:rFonts w:ascii="Times New Roman" w:hAnsi="Times New Roman" w:cs="Times New Roman" w:eastAsia="Times New Roman"/>
-          <w:b w:val="0"/>
-          <w:i w:val="0"/>
           <w:sz w:val="28"/>
         </w:rPr>
         <w:tab/>
@@ -1286,26 +1263,19 @@
     <w:p>
       <w:pPr>
         <w:tabs>
-          <w:tab w:pos="9355" w:val="right" w:leader="dot"/>
+          <w:tab w:val="right" w:leader="dot" w:pos="9355"/>
         </w:tabs>
-        <w:spacing w:line="360" w:lineRule="auto" w:before="0" w:after="0"/>
-        <w:ind w:firstLine="709" w:left="0" w:right="0"/>
-        <w:jc w:val="left"/>
-      </w:pPr>
-      <w:r>
-        <w:rPr>
-          <w:rFonts w:ascii="Times New Roman" w:hAnsi="Times New Roman" w:cs="Times New Roman" w:eastAsia="Times New Roman"/>
-          <w:b w:val="0"/>
-          <w:i w:val="0"/>
+        <w:spacing w:line="360" w:lineRule="auto"/>
+        <w:ind w:firstLine="709"/>
+      </w:pPr>
+      <w:r>
+        <w:rPr>
           <w:sz w:val="28"/>
         </w:rPr>
         <w:t>4 Выводы</w:t>
       </w:r>
       <w:r>
         <w:rPr>
-          <w:rFonts w:ascii="Times New Roman" w:hAnsi="Times New Roman" w:cs="Times New Roman" w:eastAsia="Times New Roman"/>
-          <w:b w:val="0"/>
-          <w:i w:val="0"/>
           <w:sz w:val="28"/>
         </w:rPr>
         <w:tab/>
@@ -1315,31 +1285,26 @@
     <w:p>
       <w:pPr>
         <w:pageBreakBefore/>
-        <w:spacing w:line="360" w:lineRule="auto" w:before="0" w:after="0"/>
-        <w:ind w:firstLine="709" w:left="0"/>
-        <w:jc w:val="left"/>
-      </w:pPr>
-      <w:r>
-        <w:rPr>
-          <w:rFonts w:ascii="Times New Roman" w:hAnsi="Times New Roman" w:cs="Times New Roman" w:eastAsia="Times New Roman"/>
+        <w:spacing w:line="360" w:lineRule="auto"/>
+        <w:ind w:firstLine="709"/>
+      </w:pPr>
+      <w:r>
+        <w:rPr>
           <w:b/>
-          <w:i w:val="0"/>
-          <w:sz w:val="28"/>
-        </w:rPr>
+          <w:sz w:val="28"/>
+        </w:rPr>
+        <w:lastRenderedPageBreak/>
         <w:t>1 Цель работы</w:t>
       </w:r>
     </w:p>
     <w:p>
       <w:pPr>
-        <w:spacing w:line="360" w:lineRule="auto" w:before="0" w:after="0"/>
-        <w:ind w:firstLine="709" w:left="0"/>
+        <w:spacing w:line="360" w:lineRule="auto"/>
+        <w:ind w:firstLine="709"/>
         <w:jc w:val="both"/>
       </w:pPr>
       <w:r>
         <w:rPr>
-          <w:rFonts w:ascii="Times New Roman" w:hAnsi="Times New Roman" w:cs="Times New Roman" w:eastAsia="Times New Roman"/>
-          <w:b w:val="0"/>
-          <w:i w:val="0"/>
           <w:sz w:val="28"/>
         </w:rPr>
         <w:t>Получить навык наблюдения аномалий параллельного доступа к базе варианта 5, их появления и исключения уровнями изоляции, чтения отчёта о блокировках и сообщения сервера о взаимоблокировке.</w:t>
@@ -1348,144 +1313,691 @@
     <w:p>
       <w:pPr>
         <w:pageBreakBefore/>
-        <w:spacing w:line="360" w:lineRule="auto" w:before="0" w:after="0"/>
-        <w:ind w:firstLine="709" w:left="0"/>
-        <w:jc w:val="left"/>
-      </w:pPr>
-      <w:r>
-        <w:rPr>
-          <w:rFonts w:ascii="Times New Roman" w:hAnsi="Times New Roman" w:cs="Times New Roman" w:eastAsia="Times New Roman"/>
+        <w:spacing w:line="360" w:lineRule="auto"/>
+        <w:ind w:firstLine="709"/>
+      </w:pPr>
+      <w:r>
+        <w:rPr>
           <w:b/>
-          <w:i w:val="0"/>
-          <w:sz w:val="28"/>
-        </w:rPr>
+          <w:sz w:val="28"/>
+        </w:rPr>
+        <w:lastRenderedPageBreak/>
         <w:t>2 Задание</w:t>
       </w:r>
     </w:p>
     <w:p>
       <w:pPr>
-        <w:spacing w:line="360" w:lineRule="auto" w:before="0" w:after="0"/>
-        <w:ind w:firstLine="709" w:left="0"/>
+        <w:spacing w:line="360" w:lineRule="auto"/>
+        <w:ind w:firstLine="709"/>
         <w:jc w:val="both"/>
       </w:pPr>
       <w:r>
         <w:rPr>
-          <w:rFonts w:ascii="Times New Roman" w:hAnsi="Times New Roman" w:cs="Times New Roman" w:eastAsia="Times New Roman"/>
-          <w:b w:val="0"/>
-          <w:i w:val="0"/>
-          <w:sz w:val="28"/>
-        </w:rPr>
-        <w:t>Двумя сеансами смоделировать грязное чтение, неповторяемое чтение и фантомные строки. Повторить опыты на уровнях read uncommitted, read committed, repeatable read и serializable. Пока одна транзакция держит изменённую строку, снять блокировки и пояснить режимы. Двумя транзакциями получить взаимоблокировку и привести текст, который вернул сервер.</w:t>
+          <w:sz w:val="28"/>
+        </w:rPr>
+        <w:t>Двумя сеансами смоделировать грязное чтение, неповторяемое чтение и фантомные строки. Повторить</w:t>
+      </w:r>
+      <w:r>
+        <w:rPr>
+          <w:sz w:val="28"/>
+          <w:lang w:val="en-US"/>
+        </w:rPr>
+        <w:t xml:space="preserve"> </w:t>
+      </w:r>
+      <w:r>
+        <w:rPr>
+          <w:sz w:val="28"/>
+        </w:rPr>
+        <w:t>опыты</w:t>
+      </w:r>
+      <w:r>
+        <w:rPr>
+          <w:sz w:val="28"/>
+          <w:lang w:val="en-US"/>
+        </w:rPr>
+        <w:t xml:space="preserve"> </w:t>
+      </w:r>
+      <w:r>
+        <w:rPr>
+          <w:sz w:val="28"/>
+        </w:rPr>
+        <w:t>на</w:t>
+      </w:r>
+      <w:r>
+        <w:rPr>
+          <w:sz w:val="28"/>
+          <w:lang w:val="en-US"/>
+        </w:rPr>
+        <w:t xml:space="preserve"> </w:t>
+      </w:r>
+      <w:r>
+        <w:rPr>
+          <w:sz w:val="28"/>
+        </w:rPr>
+        <w:t>уровнях</w:t>
+      </w:r>
+      <w:r>
+        <w:rPr>
+          <w:sz w:val="28"/>
+          <w:lang w:val="en-US"/>
+        </w:rPr>
+        <w:t xml:space="preserve"> read uncommitted, read committed, repeatable read </w:t>
+      </w:r>
+      <w:r>
+        <w:rPr>
+          <w:sz w:val="28"/>
+        </w:rPr>
+        <w:t>и</w:t>
+      </w:r>
+      <w:r>
+        <w:rPr>
+          <w:sz w:val="28"/>
+          <w:lang w:val="en-US"/>
+        </w:rPr>
+        <w:t xml:space="preserve"> serializable. </w:t>
+      </w:r>
+      <w:r>
+        <w:rPr>
+          <w:sz w:val="28"/>
+        </w:rPr>
+        <w:t>Пока одна транзакция держит изменённую строку, снять блокировки и пояснить режимы. Двумя транзакциями получить взаимоблокировку и привести текст, который вернул сервер.</w:t>
       </w:r>
     </w:p>
     <w:p>
       <w:pPr>
         <w:pageBreakBefore/>
-        <w:spacing w:line="360" w:lineRule="auto" w:before="0" w:after="0"/>
-        <w:ind w:firstLine="709" w:left="0"/>
-        <w:jc w:val="left"/>
-      </w:pPr>
-      <w:r>
-        <w:rPr>
-          <w:rFonts w:ascii="Times New Roman" w:hAnsi="Times New Roman" w:cs="Times New Roman" w:eastAsia="Times New Roman"/>
+        <w:spacing w:line="360" w:lineRule="auto"/>
+        <w:ind w:firstLine="709"/>
+      </w:pPr>
+      <w:r>
+        <w:rPr>
           <w:b/>
-          <w:i w:val="0"/>
-          <w:sz w:val="28"/>
-        </w:rPr>
+          <w:sz w:val="28"/>
+        </w:rPr>
+        <w:lastRenderedPageBreak/>
         <w:t>3 Ход работы</w:t>
       </w:r>
     </w:p>
     <w:p>
       <w:pPr>
-        <w:spacing w:line="360" w:lineRule="auto" w:before="0" w:after="0"/>
-        <w:ind w:firstLine="709" w:left="0"/>
+        <w:spacing w:line="360" w:lineRule="auto"/>
+        <w:ind w:firstLine="709"/>
         <w:jc w:val="both"/>
-      </w:pPr>
-      <w:r>
-        <w:rPr>
-          <w:rFonts w:ascii="Times New Roman" w:hAnsi="Times New Roman" w:cs="Times New Roman" w:eastAsia="Times New Roman"/>
-          <w:b w:val="0"/>
-          <w:i w:val="0"/>
+        <w:rPr>
+          <w:sz w:val="28"/>
+        </w:rPr>
+      </w:pPr>
+      <w:r>
+        <w:rPr>
           <w:sz w:val="28"/>
         </w:rPr>
         <w:t>Опыты идут в базе варианта 5. Для них использованы студент 100009 (Соколов Игорь Павлович) и студент 1 (Алексеев Иван Сергеевич) группы 4226, а также выступление 12010 с темой «Черновик темы для проверки изоляции». Каждый сеанс — отдельное соединение с сервером.</w:t>
       </w:r>
-    </w:p>
-    <w:p>
-      <w:pPr>
-        <w:spacing w:line="360" w:lineRule="auto" w:before="0" w:after="0"/>
-        <w:ind w:firstLine="709" w:left="0"/>
-        <w:jc w:val="left"/>
-      </w:pPr>
-      <w:r>
-        <w:rPr>
-          <w:rFonts w:ascii="Times New Roman" w:hAnsi="Times New Roman" w:cs="Times New Roman" w:eastAsia="Times New Roman"/>
+      <w:r>
+        <w:rPr>
+          <w:sz w:val="28"/>
+        </w:rPr>
+        <w:t xml:space="preserve"> На рисунке 1 представлен запрос для подготовки проверки изоляции.</w:t>
+      </w:r>
+    </w:p>
+    <w:p>
+      <w:pPr>
+        <w:spacing w:line="360" w:lineRule="auto"/>
+        <w:jc w:val="both"/>
+      </w:pPr>
+      <w:r>
+        <w:drawing>
+          <wp:inline distT="0" distB="0" distL="0" distR="0" wp14:anchorId="732A1615" wp14:editId="77AFCBF7">
+            <wp:extent cx="5940425" cy="4464685"/>
+            <wp:effectExtent l="0" t="0" r="3175" b="5715"/>
+            <wp:docPr id="431671456" name="Рисунок 1"/>
+            <wp:cNvGraphicFramePr>
+              <a:graphicFrameLocks xmlns:a="http://schemas.openxmlformats.org/drawingml/2006/main" noChangeAspect="1"/>
+            </wp:cNvGraphicFramePr>
+            <a:graphic xmlns:a="http://schemas.openxmlformats.org/drawingml/2006/main">
+              <a:graphicData uri="http://schemas.openxmlformats.org/drawingml/2006/picture">
+                <pic:pic xmlns:pic="http://schemas.openxmlformats.org/drawingml/2006/picture">
+                  <pic:nvPicPr>
+                    <pic:cNvPr id="431671456" name=""/>
+                    <pic:cNvPicPr/>
+                  </pic:nvPicPr>
+                  <pic:blipFill>
+                    <a:blip r:embed="rId8"/>
+                    <a:stretch>
+                      <a:fillRect/>
+                    </a:stretch>
+                  </pic:blipFill>
+                  <pic:spPr>
+                    <a:xfrm>
+                      <a:off x="0" y="0"/>
+                      <a:ext cx="5940425" cy="4464685"/>
+                    </a:xfrm>
+                    <a:prstGeom prst="rect">
+                      <a:avLst/>
+                    </a:prstGeom>
+                  </pic:spPr>
+                </pic:pic>
+              </a:graphicData>
+            </a:graphic>
+          </wp:inline>
+        </w:drawing>
+      </w:r>
+    </w:p>
+    <w:p>
+      <w:pPr>
+        <w:spacing w:line="360" w:lineRule="auto"/>
+        <w:jc w:val="center"/>
+        <w:rPr>
+          <w:sz w:val="28"/>
+          <w:szCs w:val="28"/>
+        </w:rPr>
+      </w:pPr>
+      <w:r>
+        <w:rPr>
+          <w:sz w:val="28"/>
+          <w:szCs w:val="28"/>
+        </w:rPr>
+        <w:t>Рисунок 1</w:t>
+      </w:r>
+      <w:r>
+        <w:rPr>
+          <w:sz w:val="28"/>
+          <w:szCs w:val="28"/>
+        </w:rPr>
+        <w:t xml:space="preserve"> </w:t>
+      </w:r>
+      <w:r>
+        <w:rPr>
+          <w:sz w:val="28"/>
+        </w:rPr>
+        <w:t xml:space="preserve">— </w:t>
+      </w:r>
+      <w:r>
+        <w:rPr>
+          <w:sz w:val="28"/>
+          <w:szCs w:val="28"/>
+        </w:rPr>
+        <w:t xml:space="preserve">запрос </w:t>
+      </w:r>
+      <w:r>
+        <w:rPr>
+          <w:sz w:val="28"/>
+          <w:szCs w:val="28"/>
+        </w:rPr>
+        <w:t>для</w:t>
+      </w:r>
+      <w:r>
+        <w:rPr>
+          <w:sz w:val="28"/>
+          <w:szCs w:val="28"/>
+        </w:rPr>
+        <w:t xml:space="preserve"> </w:t>
+      </w:r>
+      <w:r>
+        <w:rPr>
+          <w:sz w:val="28"/>
+          <w:szCs w:val="28"/>
+        </w:rPr>
+        <w:t>подготовки проверки изоляции</w:t>
+      </w:r>
+      <w:r>
+        <w:rPr>
+          <w:sz w:val="28"/>
+          <w:szCs w:val="28"/>
+        </w:rPr>
+        <w:br w:type="page"/>
+      </w:r>
+    </w:p>
+    <w:p>
+      <w:pPr>
+        <w:spacing w:line="360" w:lineRule="auto"/>
+        <w:ind w:firstLine="709"/>
+      </w:pPr>
+      <w:r>
+        <w:rPr>
           <w:b/>
-          <w:i w:val="0"/>
-          <w:sz w:val="28"/>
-        </w:rPr>
+          <w:sz w:val="28"/>
+        </w:rPr>
+        <w:lastRenderedPageBreak/>
         <w:t>3.1 Грязное чтение</w:t>
       </w:r>
     </w:p>
     <w:p>
       <w:pPr>
-        <w:spacing w:line="360" w:lineRule="auto" w:before="0" w:after="0"/>
-        <w:ind w:firstLine="709" w:left="0"/>
+        <w:spacing w:line="360" w:lineRule="auto"/>
+        <w:ind w:firstLine="709"/>
         <w:jc w:val="both"/>
-      </w:pPr>
-      <w:r>
-        <w:rPr>
-          <w:rFonts w:ascii="Times New Roman" w:hAnsi="Times New Roman" w:cs="Times New Roman" w:eastAsia="Times New Roman"/>
-          <w:b w:val="0"/>
-          <w:i w:val="0"/>
-          <w:sz w:val="28"/>
-        </w:rPr>
-        <w:t>Сеанс A в уровне read committed меняет тему на «НЕЗАФИКСИРОВАННАЯ ПРАВКА ТЕМЫ» и не фиксирует транзакцию. Сеанс B читает ту же строку:</w:t>
-      </w:r>
-    </w:p>
-    <w:p>
-      <w:pPr>
-        <w:spacing w:line="240" w:lineRule="auto" w:before="0" w:after="0"/>
-        <w:ind w:firstLine="0" w:left="0"/>
-        <w:jc w:val="left"/>
-      </w:pPr>
-      <w:r>
-        <w:rPr>
-          <w:rFonts w:ascii="Times New Roman" w:hAnsi="Times New Roman" w:cs="Times New Roman" w:eastAsia="Times New Roman"/>
-          <w:b w:val="0"/>
-          <w:i w:val="0"/>
-          <w:sz w:val="28"/>
+        <w:rPr>
+          <w:lang w:val="en-US"/>
+        </w:rPr>
+      </w:pPr>
+      <w:r>
+        <w:rPr>
+          <w:sz w:val="28"/>
+        </w:rPr>
+        <w:t>Сеанс A в уровне read committed меняет тему на «НЕЗАФИКСИРОВАННАЯ ПРАВКА ТЕМЫ» и не фиксирует транзакцию. Сеанс</w:t>
+      </w:r>
+      <w:r>
+        <w:rPr>
+          <w:sz w:val="28"/>
+          <w:lang w:val="en-US"/>
+        </w:rPr>
+        <w:t xml:space="preserve"> B </w:t>
+      </w:r>
+      <w:r>
+        <w:rPr>
+          <w:sz w:val="28"/>
+        </w:rPr>
+        <w:t>читает</w:t>
+      </w:r>
+      <w:r>
+        <w:rPr>
+          <w:sz w:val="28"/>
+          <w:lang w:val="en-US"/>
+        </w:rPr>
+        <w:t xml:space="preserve"> </w:t>
+      </w:r>
+      <w:r>
+        <w:rPr>
+          <w:sz w:val="28"/>
+        </w:rPr>
+        <w:t>ту</w:t>
+      </w:r>
+      <w:r>
+        <w:rPr>
+          <w:sz w:val="28"/>
+          <w:lang w:val="en-US"/>
+        </w:rPr>
+        <w:t xml:space="preserve"> </w:t>
+      </w:r>
+      <w:r>
+        <w:rPr>
+          <w:sz w:val="28"/>
+        </w:rPr>
+        <w:t>же</w:t>
+      </w:r>
+      <w:r>
+        <w:rPr>
+          <w:sz w:val="28"/>
+          <w:lang w:val="en-US"/>
+        </w:rPr>
+        <w:t xml:space="preserve"> </w:t>
+      </w:r>
+      <w:r>
+        <w:rPr>
+          <w:sz w:val="28"/>
+        </w:rPr>
+        <w:t>строку</w:t>
+      </w:r>
+      <w:r>
+        <w:rPr>
+          <w:sz w:val="28"/>
+          <w:lang w:val="en-US"/>
+        </w:rPr>
+        <w:t>:</w:t>
+      </w:r>
+    </w:p>
+    <w:p>
+      <w:pPr>
+        <w:rPr>
+          <w:lang w:val="en-US"/>
+        </w:rPr>
+      </w:pPr>
+      <w:r>
+        <w:rPr>
+          <w:sz w:val="28"/>
+          <w:lang w:val="en-US"/>
         </w:rPr>
         <w:t>BEGIN ISOLATION LEVEL READ UNCOMMITTED;</w:t>
       </w:r>
     </w:p>
     <w:p>
-      <w:pPr>
-        <w:spacing w:line="240" w:lineRule="auto" w:before="0" w:after="0"/>
-        <w:ind w:firstLine="0" w:left="0"/>
-        <w:jc w:val="left"/>
-      </w:pPr>
-      <w:r>
-        <w:rPr>
-          <w:rFonts w:ascii="Times New Roman" w:hAnsi="Times New Roman" w:cs="Times New Roman" w:eastAsia="Times New Roman"/>
-          <w:b w:val="0"/>
-          <w:i w:val="0"/>
+      <w:r>
+        <w:rPr>
+          <w:sz w:val="28"/>
+        </w:rPr>
+        <w:t>SELECT "</w:t>
+      </w:r>
+      <w:proofErr w:type="spellStart"/>
+      <w:r>
+        <w:rPr>
+          <w:sz w:val="28"/>
+        </w:rPr>
+        <w:t>Название_темы</w:t>
+      </w:r>
+      <w:proofErr w:type="spellEnd"/>
+      <w:r>
+        <w:rPr>
+          <w:sz w:val="28"/>
+        </w:rPr>
+        <w:t>"</w:t>
+      </w:r>
+    </w:p>
+    <w:p>
+      <w:r>
+        <w:rPr>
+          <w:sz w:val="28"/>
+        </w:rPr>
+        <w:t>FROM "Выступление"</w:t>
+      </w:r>
+    </w:p>
+    <w:p>
+      <w:pPr>
+        <w:rPr>
+          <w:lang w:val="en-US"/>
+        </w:rPr>
+      </w:pPr>
+      <w:r>
+        <w:rPr>
+          <w:sz w:val="28"/>
+          <w:lang w:val="en-US"/>
+        </w:rPr>
+        <w:t>WHERE "ID_</w:t>
+      </w:r>
+      <w:r>
+        <w:rPr>
+          <w:sz w:val="28"/>
+        </w:rPr>
+        <w:t>выступления</w:t>
+      </w:r>
+      <w:r>
+        <w:rPr>
+          <w:sz w:val="28"/>
+          <w:lang w:val="en-US"/>
+        </w:rPr>
+        <w:t>" = 12010;</w:t>
+      </w:r>
+    </w:p>
+    <w:p>
+      <w:pPr>
+        <w:spacing w:line="360" w:lineRule="auto"/>
+        <w:ind w:firstLine="709"/>
+        <w:jc w:val="both"/>
+        <w:rPr>
+          <w:sz w:val="28"/>
+        </w:rPr>
+      </w:pPr>
+      <w:r>
+        <w:rPr>
+          <w:sz w:val="28"/>
+          <w:lang w:val="en-US"/>
+        </w:rPr>
+        <w:t xml:space="preserve">SHOW </w:t>
+      </w:r>
+      <w:proofErr w:type="spellStart"/>
+      <w:r>
+        <w:rPr>
+          <w:sz w:val="28"/>
+          <w:lang w:val="en-US"/>
+        </w:rPr>
+        <w:t>transaction_isolation</w:t>
+      </w:r>
+      <w:proofErr w:type="spellEnd"/>
+      <w:r>
+        <w:rPr>
+          <w:sz w:val="28"/>
+          <w:lang w:val="en-US"/>
+        </w:rPr>
+        <w:t xml:space="preserve"> </w:t>
+      </w:r>
+      <w:r>
+        <w:rPr>
+          <w:sz w:val="28"/>
+        </w:rPr>
+        <w:t>в</w:t>
+      </w:r>
+      <w:r>
+        <w:rPr>
+          <w:sz w:val="28"/>
+          <w:lang w:val="en-US"/>
+        </w:rPr>
+        <w:t xml:space="preserve"> </w:t>
+      </w:r>
+      <w:r>
+        <w:rPr>
+          <w:sz w:val="28"/>
+        </w:rPr>
+        <w:t>сеансе</w:t>
+      </w:r>
+      <w:r>
+        <w:rPr>
+          <w:sz w:val="28"/>
+          <w:lang w:val="en-US"/>
+        </w:rPr>
+        <w:t xml:space="preserve"> B </w:t>
+      </w:r>
+      <w:r>
+        <w:rPr>
+          <w:sz w:val="28"/>
+        </w:rPr>
+        <w:t>вернул</w:t>
+      </w:r>
+      <w:r>
+        <w:rPr>
+          <w:sz w:val="28"/>
+          <w:lang w:val="en-US"/>
+        </w:rPr>
+        <w:t xml:space="preserve"> read uncommitted. </w:t>
+      </w:r>
+      <w:r>
+        <w:rPr>
+          <w:sz w:val="28"/>
+        </w:rPr>
+        <w:t>Сеанс A уже видел «НЕЗАФИКСИРОВАННАЯ ПРАВКА ТЕМЫ», сеанс B прочитал «Черновик темы для проверки изоляции». Незафиксированной правки в ответе нет. После ROLLBACK сеанса A повторное чтение снова вернуло «Черновик темы для проверки изоляции». Грязное чтение не воспроизвелось: в PostgreSQL read uncommitted ведёт себя как read committed и показывает только зафиксированную версию строки.</w:t>
+      </w:r>
+      <w:r>
+        <w:rPr>
+          <w:sz w:val="28"/>
+        </w:rPr>
+        <w:t xml:space="preserve"> </w:t>
+      </w:r>
+      <w:r>
+        <w:rPr>
+          <w:sz w:val="28"/>
+        </w:rPr>
+        <w:t xml:space="preserve">На рисунке </w:t>
+      </w:r>
+      <w:r>
+        <w:rPr>
+          <w:sz w:val="28"/>
+        </w:rPr>
+        <w:t>2</w:t>
+      </w:r>
+      <w:r>
+        <w:rPr>
+          <w:sz w:val="28"/>
+        </w:rPr>
+        <w:t xml:space="preserve"> представлен запрос для </w:t>
+      </w:r>
+      <w:r>
+        <w:rPr>
+          <w:sz w:val="28"/>
+          <w:szCs w:val="28"/>
+        </w:rPr>
+        <w:t>гряз</w:t>
+      </w:r>
+      <w:r>
+        <w:rPr>
+          <w:sz w:val="28"/>
+          <w:szCs w:val="28"/>
+        </w:rPr>
+        <w:t>н</w:t>
+      </w:r>
+      <w:r>
+        <w:rPr>
+          <w:sz w:val="28"/>
+          <w:szCs w:val="28"/>
+        </w:rPr>
+        <w:t>ого чтения</w:t>
+      </w:r>
+      <w:r>
+        <w:rPr>
+          <w:sz w:val="28"/>
+        </w:rPr>
+        <w:t>.</w:t>
+      </w:r>
+    </w:p>
+    <w:p>
+      <w:pPr>
+        <w:spacing w:line="360" w:lineRule="auto"/>
+        <w:jc w:val="both"/>
+      </w:pPr>
+      <w:r>
+        <w:drawing>
+          <wp:inline distT="0" distB="0" distL="0" distR="0" wp14:anchorId="7E4638B0" wp14:editId="7EF10041">
+            <wp:extent cx="5940425" cy="3810000"/>
+            <wp:effectExtent l="0" t="0" r="3175" b="0"/>
+            <wp:docPr id="1800450502" name="Рисунок 1"/>
+            <wp:cNvGraphicFramePr>
+              <a:graphicFrameLocks xmlns:a="http://schemas.openxmlformats.org/drawingml/2006/main" noChangeAspect="1"/>
+            </wp:cNvGraphicFramePr>
+            <a:graphic xmlns:a="http://schemas.openxmlformats.org/drawingml/2006/main">
+              <a:graphicData uri="http://schemas.openxmlformats.org/drawingml/2006/picture">
+                <pic:pic xmlns:pic="http://schemas.openxmlformats.org/drawingml/2006/picture">
+                  <pic:nvPicPr>
+                    <pic:cNvPr id="1800450502" name=""/>
+                    <pic:cNvPicPr/>
+                  </pic:nvPicPr>
+                  <pic:blipFill>
+                    <a:blip r:embed="rId9"/>
+                    <a:stretch>
+                      <a:fillRect/>
+                    </a:stretch>
+                  </pic:blipFill>
+                  <pic:spPr>
+                    <a:xfrm>
+                      <a:off x="0" y="0"/>
+                      <a:ext cx="5940425" cy="3810000"/>
+                    </a:xfrm>
+                    <a:prstGeom prst="rect">
+                      <a:avLst/>
+                    </a:prstGeom>
+                  </pic:spPr>
+                </pic:pic>
+              </a:graphicData>
+            </a:graphic>
+          </wp:inline>
+        </w:drawing>
+      </w:r>
+    </w:p>
+    <w:p>
+      <w:pPr>
+        <w:spacing w:line="360" w:lineRule="auto"/>
+        <w:jc w:val="center"/>
+      </w:pPr>
+      <w:r>
+        <w:rPr>
+          <w:sz w:val="28"/>
+          <w:szCs w:val="28"/>
+        </w:rPr>
+        <w:t xml:space="preserve">Рисунок </w:t>
+      </w:r>
+      <w:r>
+        <w:rPr>
+          <w:sz w:val="28"/>
+          <w:szCs w:val="28"/>
+        </w:rPr>
+        <w:t>2</w:t>
+      </w:r>
+      <w:r>
+        <w:rPr>
+          <w:sz w:val="28"/>
+          <w:szCs w:val="28"/>
+        </w:rPr>
+        <w:t xml:space="preserve"> </w:t>
+      </w:r>
+      <w:r>
+        <w:rPr>
+          <w:sz w:val="28"/>
+        </w:rPr>
+        <w:t xml:space="preserve">— </w:t>
+      </w:r>
+      <w:r>
+        <w:rPr>
+          <w:sz w:val="28"/>
+          <w:szCs w:val="28"/>
+        </w:rPr>
+        <w:t xml:space="preserve">запрос </w:t>
+      </w:r>
+      <w:r>
+        <w:rPr>
+          <w:sz w:val="28"/>
+          <w:szCs w:val="28"/>
+        </w:rPr>
+        <w:t>для</w:t>
+      </w:r>
+      <w:r>
+        <w:rPr>
+          <w:sz w:val="28"/>
+          <w:szCs w:val="28"/>
+        </w:rPr>
+        <w:t xml:space="preserve"> аналога</w:t>
+      </w:r>
+      <w:r>
+        <w:rPr>
+          <w:sz w:val="28"/>
+          <w:szCs w:val="28"/>
+        </w:rPr>
+        <w:t xml:space="preserve"> </w:t>
+      </w:r>
+      <w:r>
+        <w:rPr>
+          <w:sz w:val="28"/>
+          <w:szCs w:val="28"/>
+        </w:rPr>
+        <w:t>грязного чтения</w:t>
+      </w:r>
+    </w:p>
+    <w:p>
+      <w:pPr>
+        <w:spacing w:line="360" w:lineRule="auto"/>
+        <w:ind w:firstLine="709"/>
+        <w:rPr>
+          <w:b/>
+          <w:sz w:val="28"/>
+        </w:rPr>
+      </w:pPr>
+    </w:p>
+    <w:p>
+      <w:pPr>
+        <w:spacing w:line="360" w:lineRule="auto"/>
+        <w:ind w:firstLine="709"/>
+      </w:pPr>
+      <w:r>
+        <w:rPr>
+          <w:b/>
+          <w:sz w:val="28"/>
+        </w:rPr>
+        <w:lastRenderedPageBreak/>
+        <w:t>3.2 Неповторяемое чтение</w:t>
+      </w:r>
+    </w:p>
+    <w:p>
+      <w:pPr>
+        <w:spacing w:line="360" w:lineRule="auto"/>
+        <w:ind w:firstLine="709"/>
+        <w:rPr>
+          <w:sz w:val="28"/>
+        </w:rPr>
+      </w:pPr>
+      <w:r>
+        <w:rPr>
+          <w:sz w:val="28"/>
+        </w:rPr>
+        <w:t>Сеанс A дважды читает тему одного выступления. Между чтениями сеанс B меняет тему на «Черновик темы после фиксации правки» и выполняет COMMIT. Сеанс A:</w:t>
+      </w:r>
+    </w:p>
+    <w:p>
+      <w:r>
+        <w:rPr>
           <w:sz w:val="28"/>
         </w:rPr>
         <w:t>SELECT "Название_темы"</w:t>
       </w:r>
     </w:p>
     <w:p>
-      <w:pPr>
-        <w:spacing w:line="240" w:lineRule="auto" w:before="0" w:after="0"/>
-        <w:ind w:firstLine="0" w:left="0"/>
-        <w:jc w:val="left"/>
-      </w:pPr>
-      <w:r>
-        <w:rPr>
-          <w:rFonts w:ascii="Times New Roman" w:hAnsi="Times New Roman" w:cs="Times New Roman" w:eastAsia="Times New Roman"/>
-          <w:b w:val="0"/>
-          <w:i w:val="0"/>
+      <w:r>
+        <w:rPr>
           <w:sz w:val="28"/>
         </w:rPr>
         <w:t>FROM "Выступление"</w:t>
@@ -1493,367 +2005,555 @@
     </w:p>
     <w:p>
       <w:pPr>
-        <w:spacing w:line="240" w:lineRule="auto" w:before="0" w:after="0"/>
-        <w:ind w:firstLine="0" w:left="0"/>
-        <w:jc w:val="left"/>
-      </w:pPr>
-      <w:r>
-        <w:rPr>
-          <w:rFonts w:ascii="Times New Roman" w:hAnsi="Times New Roman" w:cs="Times New Roman" w:eastAsia="Times New Roman"/>
-          <w:b w:val="0"/>
-          <w:i w:val="0"/>
-          <w:sz w:val="28"/>
-        </w:rPr>
-        <w:t>WHERE "ID_выступления" = 12010;</w:t>
-      </w:r>
-    </w:p>
-    <w:p>
-      <w:pPr>
-        <w:spacing w:line="360" w:lineRule="auto" w:before="0" w:after="0"/>
-        <w:ind w:firstLine="709" w:left="0"/>
+        <w:rPr>
+          <w:sz w:val="28"/>
+        </w:rPr>
+      </w:pPr>
+      <w:r>
+        <w:rPr>
+          <w:sz w:val="28"/>
+        </w:rPr>
+        <w:t>WHERE "</w:t>
+      </w:r>
+      <w:proofErr w:type="spellStart"/>
+      <w:r>
+        <w:rPr>
+          <w:sz w:val="28"/>
+        </w:rPr>
+        <w:t>ID_выступления</w:t>
+      </w:r>
+      <w:proofErr w:type="spellEnd"/>
+      <w:r>
+        <w:rPr>
+          <w:sz w:val="28"/>
+        </w:rPr>
+        <w:t>" = 12010;</w:t>
+      </w:r>
+    </w:p>
+    <w:p/>
+    <w:p>
+      <w:pPr>
+        <w:spacing w:line="360" w:lineRule="auto"/>
+        <w:ind w:firstLine="709"/>
         <w:jc w:val="both"/>
-      </w:pPr>
-      <w:r>
-        <w:rPr>
-          <w:rFonts w:ascii="Times New Roman" w:hAnsi="Times New Roman" w:cs="Times New Roman" w:eastAsia="Times New Roman"/>
-          <w:b w:val="0"/>
-          <w:i w:val="0"/>
-          <w:sz w:val="28"/>
-        </w:rPr>
-        <w:t>SHOW transaction_isolation в сеансе B вернул read uncommitted. Сеанс A уже видел «НЕЗАФИКСИРОВАННАЯ ПРАВКА ТЕМЫ», сеанс B прочитал «Черновик темы для проверки изоляции». Незафиксированной правки в ответе нет. После ROLLBACK сеанса A повторное чтение снова вернуло «Черновик темы для проверки изоляции». Грязное чтение не воспроизвелось: в PostgreSQL read uncommitted ведёт себя как read committed и показывает только зафиксированную версию строки.</w:t>
-      </w:r>
-    </w:p>
-    <w:p>
-      <w:pPr>
-        <w:spacing w:line="360" w:lineRule="auto" w:before="0" w:after="0"/>
-        <w:ind w:firstLine="709" w:left="0"/>
-        <w:jc w:val="left"/>
-      </w:pPr>
-      <w:r>
-        <w:rPr>
-          <w:rFonts w:ascii="Times New Roman" w:hAnsi="Times New Roman" w:cs="Times New Roman" w:eastAsia="Times New Roman"/>
+        <w:rPr>
+          <w:sz w:val="28"/>
+        </w:rPr>
+      </w:pPr>
+      <w:r>
+        <w:rPr>
+          <w:sz w:val="28"/>
+        </w:rPr>
+        <w:t>На уровне read committed первое чтение вернуло «Черновик темы для проверки изоляции», второе — «Черновик темы после фиксации правки». Одна и та же строка в одной транзакции прочитана по-разному. На уровне repeatable read оба чтения вернули «Черновик темы для проверки изоляции»: зафиксированная правка второго сеанса в снимок первой транзакции не вошла.</w:t>
+      </w:r>
+    </w:p>
+    <w:p>
+      <w:pPr>
+        <w:spacing w:line="360" w:lineRule="auto"/>
+        <w:ind w:firstLine="709"/>
+        <w:jc w:val="both"/>
+        <w:rPr>
+          <w:sz w:val="28"/>
+        </w:rPr>
+      </w:pPr>
+      <w:r>
+        <w:rPr>
+          <w:sz w:val="28"/>
+        </w:rPr>
+        <w:t xml:space="preserve">На рисунке </w:t>
+      </w:r>
+      <w:r>
+        <w:rPr>
+          <w:sz w:val="28"/>
+        </w:rPr>
+        <w:t>3</w:t>
+      </w:r>
+      <w:r>
+        <w:rPr>
+          <w:sz w:val="28"/>
+        </w:rPr>
+        <w:t xml:space="preserve"> представлен запрос для </w:t>
+      </w:r>
+      <w:r>
+        <w:rPr>
+          <w:sz w:val="28"/>
+          <w:szCs w:val="28"/>
+        </w:rPr>
+        <w:t>неповторяемого</w:t>
+      </w:r>
+      <w:r>
+        <w:rPr>
+          <w:sz w:val="28"/>
+          <w:szCs w:val="28"/>
+        </w:rPr>
+        <w:t xml:space="preserve"> чтения</w:t>
+      </w:r>
+      <w:r>
+        <w:rPr>
+          <w:sz w:val="28"/>
+        </w:rPr>
+        <w:t>.</w:t>
+      </w:r>
+    </w:p>
+    <w:p>
+      <w:pPr>
+        <w:spacing w:line="360" w:lineRule="auto"/>
+        <w:jc w:val="both"/>
+      </w:pPr>
+      <w:r>
+        <w:drawing>
+          <wp:inline distT="0" distB="0" distL="0" distR="0" wp14:anchorId="0E2CA8DD" wp14:editId="7329EFF2">
+            <wp:extent cx="5940425" cy="3862705"/>
+            <wp:effectExtent l="0" t="0" r="3175" b="0"/>
+            <wp:docPr id="959162556" name="Рисунок 1"/>
+            <wp:cNvGraphicFramePr>
+              <a:graphicFrameLocks xmlns:a="http://schemas.openxmlformats.org/drawingml/2006/main" noChangeAspect="1"/>
+            </wp:cNvGraphicFramePr>
+            <a:graphic xmlns:a="http://schemas.openxmlformats.org/drawingml/2006/main">
+              <a:graphicData uri="http://schemas.openxmlformats.org/drawingml/2006/picture">
+                <pic:pic xmlns:pic="http://schemas.openxmlformats.org/drawingml/2006/picture">
+                  <pic:nvPicPr>
+                    <pic:cNvPr id="959162556" name=""/>
+                    <pic:cNvPicPr/>
+                  </pic:nvPicPr>
+                  <pic:blipFill>
+                    <a:blip r:embed="rId10"/>
+                    <a:stretch>
+                      <a:fillRect/>
+                    </a:stretch>
+                  </pic:blipFill>
+                  <pic:spPr>
+                    <a:xfrm>
+                      <a:off x="0" y="0"/>
+                      <a:ext cx="5940425" cy="3862705"/>
+                    </a:xfrm>
+                    <a:prstGeom prst="rect">
+                      <a:avLst/>
+                    </a:prstGeom>
+                  </pic:spPr>
+                </pic:pic>
+              </a:graphicData>
+            </a:graphic>
+          </wp:inline>
+        </w:drawing>
+      </w:r>
+    </w:p>
+    <w:p>
+      <w:pPr>
+        <w:spacing w:line="360" w:lineRule="auto"/>
+        <w:jc w:val="center"/>
+      </w:pPr>
+      <w:r>
+        <w:rPr>
+          <w:sz w:val="28"/>
+          <w:szCs w:val="28"/>
+        </w:rPr>
+        <w:t xml:space="preserve">Рисунок </w:t>
+      </w:r>
+      <w:r>
+        <w:rPr>
+          <w:sz w:val="28"/>
+          <w:szCs w:val="28"/>
+        </w:rPr>
+        <w:t>3</w:t>
+      </w:r>
+      <w:r>
+        <w:rPr>
+          <w:sz w:val="28"/>
+          <w:szCs w:val="28"/>
+        </w:rPr>
+        <w:t xml:space="preserve"> </w:t>
+      </w:r>
+      <w:r>
+        <w:rPr>
+          <w:sz w:val="28"/>
+        </w:rPr>
+        <w:t xml:space="preserve">— </w:t>
+      </w:r>
+      <w:r>
+        <w:rPr>
+          <w:sz w:val="28"/>
+          <w:szCs w:val="28"/>
+        </w:rPr>
+        <w:t xml:space="preserve">запрос </w:t>
+      </w:r>
+      <w:r>
+        <w:rPr>
+          <w:sz w:val="28"/>
+          <w:szCs w:val="28"/>
+        </w:rPr>
+        <w:t>для</w:t>
+      </w:r>
+      <w:r>
+        <w:rPr>
+          <w:sz w:val="28"/>
+          <w:szCs w:val="28"/>
+        </w:rPr>
+        <w:t xml:space="preserve"> </w:t>
+      </w:r>
+      <w:r>
+        <w:rPr>
+          <w:sz w:val="28"/>
+          <w:szCs w:val="28"/>
+        </w:rPr>
+        <w:t>неповторяемого чтения</w:t>
+      </w:r>
+    </w:p>
+    <w:p>
+      <w:pPr>
+        <w:spacing w:line="360" w:lineRule="auto"/>
+        <w:jc w:val="both"/>
+      </w:pPr>
+    </w:p>
+    <w:p>
+      <w:pPr>
+        <w:spacing w:line="360" w:lineRule="auto"/>
+        <w:ind w:firstLine="709"/>
+        <w:rPr>
           <w:b/>
-          <w:i w:val="0"/>
-          <w:sz w:val="28"/>
-        </w:rPr>
-        <w:t>3.2 Неповторяемое чтение</w:t>
-      </w:r>
-    </w:p>
-    <w:p>
-      <w:pPr>
-        <w:spacing w:line="360" w:lineRule="auto" w:before="0" w:after="0"/>
-        <w:ind w:firstLine="709" w:left="0"/>
+          <w:sz w:val="28"/>
+        </w:rPr>
+      </w:pPr>
+    </w:p>
+    <w:p>
+      <w:pPr>
+        <w:spacing w:line="360" w:lineRule="auto"/>
+        <w:rPr>
+          <w:b/>
+          <w:sz w:val="28"/>
+        </w:rPr>
+      </w:pPr>
+    </w:p>
+    <w:p>
+      <w:pPr>
+        <w:spacing w:line="360" w:lineRule="auto"/>
+        <w:ind w:firstLine="709"/>
+      </w:pPr>
+      <w:r>
+        <w:rPr>
+          <w:b/>
+          <w:sz w:val="28"/>
+        </w:rPr>
+        <w:lastRenderedPageBreak/>
+        <w:t>3.3 Фантомные строки</w:t>
+      </w:r>
+    </w:p>
+    <w:p>
+      <w:pPr>
+        <w:spacing w:line="360" w:lineRule="auto"/>
+        <w:ind w:firstLine="709"/>
         <w:jc w:val="both"/>
       </w:pPr>
       <w:r>
         <w:rPr>
-          <w:rFonts w:ascii="Times New Roman" w:hAnsi="Times New Roman" w:cs="Times New Roman" w:eastAsia="Times New Roman"/>
-          <w:b w:val="0"/>
-          <w:i w:val="0"/>
-          <w:sz w:val="28"/>
-        </w:rPr>
-        <w:t>Сеанс A дважды читает тему одного выступления. Между чтениями сеанс B меняет тему на «Черновик темы после фиксации правки» и выполняет COMMIT. Сеанс A:</w:t>
-      </w:r>
-    </w:p>
-    <w:p>
-      <w:pPr>
-        <w:spacing w:line="240" w:lineRule="auto" w:before="0" w:after="0"/>
-        <w:ind w:firstLine="0" w:left="0"/>
-        <w:jc w:val="left"/>
-      </w:pPr>
-      <w:r>
-        <w:rPr>
-          <w:rFonts w:ascii="Times New Roman" w:hAnsi="Times New Roman" w:cs="Times New Roman" w:eastAsia="Times New Roman"/>
-          <w:b w:val="0"/>
-          <w:i w:val="0"/>
-          <w:sz w:val="28"/>
-        </w:rPr>
-        <w:t>SELECT "Название_темы"</w:t>
-      </w:r>
-    </w:p>
-    <w:p>
-      <w:pPr>
-        <w:spacing w:line="240" w:lineRule="auto" w:before="0" w:after="0"/>
-        <w:ind w:firstLine="0" w:left="0"/>
-        <w:jc w:val="left"/>
-      </w:pPr>
-      <w:r>
-        <w:rPr>
-          <w:rFonts w:ascii="Times New Roman" w:hAnsi="Times New Roman" w:cs="Times New Roman" w:eastAsia="Times New Roman"/>
-          <w:b w:val="0"/>
-          <w:i w:val="0"/>
-          <w:sz w:val="28"/>
-        </w:rPr>
-        <w:t>FROM "Выступление"</w:t>
-      </w:r>
-    </w:p>
-    <w:p>
-      <w:pPr>
-        <w:spacing w:line="240" w:lineRule="auto" w:before="0" w:after="0"/>
-        <w:ind w:firstLine="0" w:left="0"/>
-        <w:jc w:val="left"/>
-      </w:pPr>
-      <w:r>
-        <w:rPr>
-          <w:rFonts w:ascii="Times New Roman" w:hAnsi="Times New Roman" w:cs="Times New Roman" w:eastAsia="Times New Roman"/>
-          <w:b w:val="0"/>
-          <w:i w:val="0"/>
-          <w:sz w:val="28"/>
-        </w:rPr>
-        <w:t>WHERE "ID_выступления" = 12010;</w:t>
-      </w:r>
-    </w:p>
-    <w:p>
-      <w:pPr>
-        <w:spacing w:line="360" w:lineRule="auto" w:before="0" w:after="0"/>
-        <w:ind w:firstLine="709" w:left="0"/>
+          <w:sz w:val="28"/>
+        </w:rPr>
+        <w:t>Сеанс A дважды считает студентов группы 4226. Между подсчётами сеанс B вставляет новую строку и фиксирует её. После опыта вставленная строка удалена.</w:t>
+      </w:r>
+    </w:p>
+    <w:p>
+      <w:r>
+        <w:rPr>
+          <w:sz w:val="28"/>
+        </w:rPr>
+        <w:t>SELECT count(*)</w:t>
+      </w:r>
+    </w:p>
+    <w:p>
+      <w:r>
+        <w:rPr>
+          <w:sz w:val="28"/>
+        </w:rPr>
+        <w:t>FROM "Студент" s</w:t>
+      </w:r>
+    </w:p>
+    <w:p>
+      <w:r>
+        <w:rPr>
+          <w:sz w:val="28"/>
+        </w:rPr>
+        <w:t>JOIN "Группа" g</w:t>
+      </w:r>
+    </w:p>
+    <w:p>
+      <w:r>
+        <w:rPr>
+          <w:sz w:val="28"/>
+        </w:rPr>
+        <w:t xml:space="preserve">  ON g."ID_группы" = s."ID_группы"</w:t>
+      </w:r>
+    </w:p>
+    <w:p>
+      <w:r>
+        <w:rPr>
+          <w:sz w:val="28"/>
+        </w:rPr>
+        <w:t>WHERE g."Номер_группы" = '4226';</w:t>
+      </w:r>
+    </w:p>
+    <w:p>
+      <w:pPr>
+        <w:spacing w:line="360" w:lineRule="auto"/>
+        <w:ind w:firstLine="709"/>
         <w:jc w:val="both"/>
-      </w:pPr>
-      <w:r>
-        <w:rPr>
-          <w:rFonts w:ascii="Times New Roman" w:hAnsi="Times New Roman" w:cs="Times New Roman" w:eastAsia="Times New Roman"/>
-          <w:b w:val="0"/>
-          <w:i w:val="0"/>
-          <w:sz w:val="28"/>
-        </w:rPr>
-        <w:t>На уровне read committed первое чтение вернуло «Черновик темы для проверки изоляции», второе — «Черновик темы после фиксации правки». Одна и та же строка в одной транзакции прочитана по-разному. На уровне repeatable read оба чтения вернули «Черновик темы для проверки изоляции»: зафиксированная правка второго сеанса в снимок первой транзакции не вошла.</w:t>
-      </w:r>
-    </w:p>
-    <w:p>
-      <w:pPr>
-        <w:spacing w:line="360" w:lineRule="auto" w:before="0" w:after="0"/>
-        <w:ind w:firstLine="709" w:left="0"/>
-        <w:jc w:val="left"/>
-      </w:pPr>
-      <w:r>
-        <w:rPr>
-          <w:rFonts w:ascii="Times New Roman" w:hAnsi="Times New Roman" w:cs="Times New Roman" w:eastAsia="Times New Roman"/>
+        <w:rPr>
+          <w:sz w:val="28"/>
+        </w:rPr>
+      </w:pPr>
+      <w:r>
+        <w:rPr>
+          <w:sz w:val="28"/>
+        </w:rPr>
+        <w:t>На уровне read committed первый подсчёт дал 3, второй — 4. Фантом воспроизведён, ошибки при COMMIT читающей транзакции не было. На repeatable read оба подсчёта равны 3 и 3, на serializable — 3 и 3. Фантом 3 затем 4 получен только на read committed: repeatable read уже держит снимок на начало транзакции и отсекает новую строку.</w:t>
+      </w:r>
+      <w:r>
+        <w:rPr>
+          <w:sz w:val="28"/>
+        </w:rPr>
+        <w:t xml:space="preserve"> На рисунке 4 для показа фантомных строк.</w:t>
+      </w:r>
+    </w:p>
+    <w:p>
+      <w:pPr>
+        <w:spacing w:line="360" w:lineRule="auto"/>
+        <w:jc w:val="center"/>
+      </w:pPr>
+      <w:r>
+        <w:drawing>
+          <wp:inline distT="0" distB="0" distL="0" distR="0" wp14:anchorId="2B840BDE" wp14:editId="2ADC4B48">
+            <wp:extent cx="5656729" cy="4822883"/>
+            <wp:effectExtent l="0" t="0" r="0" b="3175"/>
+            <wp:docPr id="1310153250" name="Рисунок 1"/>
+            <wp:cNvGraphicFramePr>
+              <a:graphicFrameLocks xmlns:a="http://schemas.openxmlformats.org/drawingml/2006/main" noChangeAspect="1"/>
+            </wp:cNvGraphicFramePr>
+            <a:graphic xmlns:a="http://schemas.openxmlformats.org/drawingml/2006/main">
+              <a:graphicData uri="http://schemas.openxmlformats.org/drawingml/2006/picture">
+                <pic:pic xmlns:pic="http://schemas.openxmlformats.org/drawingml/2006/picture">
+                  <pic:nvPicPr>
+                    <pic:cNvPr id="1310153250" name=""/>
+                    <pic:cNvPicPr/>
+                  </pic:nvPicPr>
+                  <pic:blipFill>
+                    <a:blip r:embed="rId11"/>
+                    <a:stretch>
+                      <a:fillRect/>
+                    </a:stretch>
+                  </pic:blipFill>
+                  <pic:spPr>
+                    <a:xfrm>
+                      <a:off x="0" y="0"/>
+                      <a:ext cx="5663639" cy="4828775"/>
+                    </a:xfrm>
+                    <a:prstGeom prst="rect">
+                      <a:avLst/>
+                    </a:prstGeom>
+                  </pic:spPr>
+                </pic:pic>
+              </a:graphicData>
+            </a:graphic>
+          </wp:inline>
+        </w:drawing>
+      </w:r>
+    </w:p>
+    <w:p>
+      <w:pPr>
+        <w:spacing w:line="360" w:lineRule="auto"/>
+        <w:jc w:val="center"/>
+      </w:pPr>
+      <w:r>
+        <w:rPr>
+          <w:sz w:val="28"/>
+          <w:szCs w:val="28"/>
+        </w:rPr>
+        <w:lastRenderedPageBreak/>
+        <w:t xml:space="preserve">Рисунок </w:t>
+      </w:r>
+      <w:r>
+        <w:rPr>
+          <w:sz w:val="28"/>
+          <w:szCs w:val="28"/>
+        </w:rPr>
+        <w:t>4</w:t>
+      </w:r>
+      <w:r>
+        <w:rPr>
+          <w:sz w:val="28"/>
+          <w:szCs w:val="28"/>
+        </w:rPr>
+        <w:t xml:space="preserve"> </w:t>
+      </w:r>
+      <w:r>
+        <w:rPr>
+          <w:sz w:val="28"/>
+        </w:rPr>
+        <w:t xml:space="preserve">— </w:t>
+      </w:r>
+      <w:r>
+        <w:rPr>
+          <w:sz w:val="28"/>
+          <w:szCs w:val="28"/>
+        </w:rPr>
+        <w:t xml:space="preserve">запрос </w:t>
+      </w:r>
+      <w:r>
+        <w:rPr>
+          <w:sz w:val="28"/>
+          <w:szCs w:val="28"/>
+        </w:rPr>
+        <w:t>для</w:t>
+      </w:r>
+      <w:r>
+        <w:rPr>
+          <w:sz w:val="28"/>
+          <w:szCs w:val="28"/>
+        </w:rPr>
+        <w:t xml:space="preserve"> </w:t>
+      </w:r>
+      <w:r>
+        <w:rPr>
+          <w:sz w:val="28"/>
+          <w:szCs w:val="28"/>
+        </w:rPr>
+        <w:t>показа фантомных строк</w:t>
+      </w:r>
+      <w:r>
+        <w:rPr>
+          <w:sz w:val="28"/>
+          <w:szCs w:val="28"/>
+        </w:rPr>
+        <w:t xml:space="preserve"> </w:t>
+      </w:r>
+    </w:p>
+    <w:p>
+      <w:pPr>
+        <w:spacing w:line="360" w:lineRule="auto"/>
+        <w:jc w:val="both"/>
+      </w:pPr>
+    </w:p>
+    <w:p>
+      <w:pPr>
+        <w:spacing w:line="360" w:lineRule="auto"/>
+        <w:ind w:firstLine="709"/>
+      </w:pPr>
+      <w:r>
+        <w:rPr>
           <w:b/>
-          <w:i w:val="0"/>
-          <w:sz w:val="28"/>
-        </w:rPr>
-        <w:t>3.3 Фантомные строки</w:t>
-      </w:r>
-    </w:p>
-    <w:p>
-      <w:pPr>
-        <w:spacing w:line="360" w:lineRule="auto" w:before="0" w:after="0"/>
-        <w:ind w:firstLine="709" w:left="0"/>
+          <w:sz w:val="28"/>
+        </w:rPr>
+        <w:t>3.4 Блокировки</w:t>
+      </w:r>
+    </w:p>
+    <w:p>
+      <w:pPr>
+        <w:spacing w:line="360" w:lineRule="auto"/>
+        <w:ind w:firstLine="709"/>
         <w:jc w:val="both"/>
       </w:pPr>
       <w:r>
         <w:rPr>
-          <w:rFonts w:ascii="Times New Roman" w:hAnsi="Times New Roman" w:cs="Times New Roman" w:eastAsia="Times New Roman"/>
-          <w:b w:val="0"/>
-          <w:i w:val="0"/>
-          <w:sz w:val="28"/>
-        </w:rPr>
-        <w:t>Сеанс A дважды считает студентов группы 4226. Между подсчётами сеанс B вставляет новую строку и фиксирует её. После опыта вставленная строка удалена.</w:t>
-      </w:r>
-    </w:p>
-    <w:p>
-      <w:pPr>
-        <w:spacing w:line="240" w:lineRule="auto" w:before="0" w:after="0"/>
-        <w:ind w:firstLine="0" w:left="0"/>
-        <w:jc w:val="left"/>
-      </w:pPr>
-      <w:r>
-        <w:rPr>
-          <w:rFonts w:ascii="Times New Roman" w:hAnsi="Times New Roman" w:cs="Times New Roman" w:eastAsia="Times New Roman"/>
-          <w:b w:val="0"/>
-          <w:i w:val="0"/>
-          <w:sz w:val="28"/>
-        </w:rPr>
-        <w:t>SELECT count(*)</w:t>
-      </w:r>
-    </w:p>
-    <w:p>
-      <w:pPr>
-        <w:spacing w:line="240" w:lineRule="auto" w:before="0" w:after="0"/>
-        <w:ind w:firstLine="0" w:left="0"/>
-        <w:jc w:val="left"/>
-      </w:pPr>
-      <w:r>
-        <w:rPr>
-          <w:rFonts w:ascii="Times New Roman" w:hAnsi="Times New Roman" w:cs="Times New Roman" w:eastAsia="Times New Roman"/>
-          <w:b w:val="0"/>
-          <w:i w:val="0"/>
-          <w:sz w:val="28"/>
-        </w:rPr>
-        <w:t>FROM "Студент" s</w:t>
-      </w:r>
-    </w:p>
-    <w:p>
-      <w:pPr>
-        <w:spacing w:line="240" w:lineRule="auto" w:before="0" w:after="0"/>
-        <w:ind w:firstLine="0" w:left="0"/>
-        <w:jc w:val="left"/>
-      </w:pPr>
-      <w:r>
-        <w:rPr>
-          <w:rFonts w:ascii="Times New Roman" w:hAnsi="Times New Roman" w:cs="Times New Roman" w:eastAsia="Times New Roman"/>
-          <w:b w:val="0"/>
-          <w:i w:val="0"/>
-          <w:sz w:val="28"/>
-        </w:rPr>
-        <w:t>JOIN "Группа" g</w:t>
-      </w:r>
-    </w:p>
-    <w:p>
-      <w:pPr>
-        <w:spacing w:line="240" w:lineRule="auto" w:before="0" w:after="0"/>
-        <w:ind w:firstLine="0" w:left="0"/>
-        <w:jc w:val="left"/>
-      </w:pPr>
-      <w:r>
-        <w:rPr>
-          <w:rFonts w:ascii="Times New Roman" w:hAnsi="Times New Roman" w:cs="Times New Roman" w:eastAsia="Times New Roman"/>
-          <w:b w:val="0"/>
-          <w:i w:val="0"/>
-          <w:sz w:val="28"/>
-        </w:rPr>
-        <w:t xml:space="preserve">  ON g."ID_группы" = s."ID_группы"</w:t>
-      </w:r>
-    </w:p>
-    <w:p>
-      <w:pPr>
-        <w:spacing w:line="240" w:lineRule="auto" w:before="0" w:after="0"/>
-        <w:ind w:firstLine="0" w:left="0"/>
-        <w:jc w:val="left"/>
-      </w:pPr>
-      <w:r>
-        <w:rPr>
-          <w:rFonts w:ascii="Times New Roman" w:hAnsi="Times New Roman" w:cs="Times New Roman" w:eastAsia="Times New Roman"/>
-          <w:b w:val="0"/>
-          <w:i w:val="0"/>
-          <w:sz w:val="28"/>
-        </w:rPr>
-        <w:t>WHERE g."Номер_группы" = '4226';</w:t>
-      </w:r>
-    </w:p>
-    <w:p>
-      <w:pPr>
-        <w:spacing w:line="360" w:lineRule="auto" w:before="0" w:after="0"/>
-        <w:ind w:firstLine="709" w:left="0"/>
+          <w:sz w:val="28"/>
+        </w:rPr>
+        <w:t>Сеанс-держатель (pid 10976) внутри открытой транзакции выполняет UPDATE студента 100009, присваивая ФИО текущее значение: строка блокируется, данные не меняются. Сеанс-ожидающий (pid 4556) читает ту же строку с FOR SHARE и останавливается. pg_blocking_pids вернул 10976.</w:t>
+      </w:r>
+    </w:p>
+    <w:p>
+      <w:pPr>
+        <w:rPr>
+          <w:lang w:val="en-US"/>
+        </w:rPr>
+      </w:pPr>
+      <w:r>
+        <w:rPr>
+          <w:sz w:val="28"/>
+          <w:lang w:val="en-US"/>
+        </w:rPr>
+        <w:t>SELECT "</w:t>
+      </w:r>
+      <w:r>
+        <w:rPr>
+          <w:sz w:val="28"/>
+        </w:rPr>
+        <w:t>ФИО</w:t>
+      </w:r>
+      <w:r>
+        <w:rPr>
+          <w:sz w:val="28"/>
+          <w:lang w:val="en-US"/>
+        </w:rPr>
+        <w:t>"</w:t>
+      </w:r>
+    </w:p>
+    <w:p>
+      <w:pPr>
+        <w:rPr>
+          <w:lang w:val="en-US"/>
+        </w:rPr>
+      </w:pPr>
+      <w:r>
+        <w:rPr>
+          <w:sz w:val="28"/>
+          <w:lang w:val="en-US"/>
+        </w:rPr>
+        <w:t>FROM "</w:t>
+      </w:r>
+      <w:r>
+        <w:rPr>
+          <w:sz w:val="28"/>
+        </w:rPr>
+        <w:t>Студент</w:t>
+      </w:r>
+      <w:r>
+        <w:rPr>
+          <w:sz w:val="28"/>
+          <w:lang w:val="en-US"/>
+        </w:rPr>
+        <w:t>"</w:t>
+      </w:r>
+    </w:p>
+    <w:p>
+      <w:pPr>
+        <w:rPr>
+          <w:lang w:val="en-US"/>
+        </w:rPr>
+      </w:pPr>
+      <w:r>
+        <w:rPr>
+          <w:sz w:val="28"/>
+          <w:lang w:val="en-US"/>
+        </w:rPr>
+        <w:t>WHERE "ID_</w:t>
+      </w:r>
+      <w:r>
+        <w:rPr>
+          <w:sz w:val="28"/>
+        </w:rPr>
+        <w:t>студента</w:t>
+      </w:r>
+      <w:r>
+        <w:rPr>
+          <w:sz w:val="28"/>
+          <w:lang w:val="en-US"/>
+        </w:rPr>
+        <w:t>" = 100009</w:t>
+      </w:r>
+    </w:p>
+    <w:p>
+      <w:r>
+        <w:rPr>
+          <w:sz w:val="28"/>
+        </w:rPr>
+        <w:t>FOR SHARE;</w:t>
+      </w:r>
+    </w:p>
+    <w:p>
+      <w:pPr>
+        <w:spacing w:line="360" w:lineRule="auto"/>
+        <w:ind w:firstLine="709"/>
         <w:jc w:val="both"/>
       </w:pPr>
       <w:r>
         <w:rPr>
-          <w:rFonts w:ascii="Times New Roman" w:hAnsi="Times New Roman" w:cs="Times New Roman" w:eastAsia="Times New Roman"/>
-          <w:b w:val="0"/>
-          <w:i w:val="0"/>
-          <w:sz w:val="28"/>
-        </w:rPr>
-        <w:t>На уровне read committed первый подсчёт дал 3, второй — 4. Фантом воспроизведён, ошибки при COMMIT читающей транзакции не было. На repeatable read оба подсчёта равны 3 и 3, на serializable — 3 и 3. Фантом 3 затем 4 получен только на read committed: repeatable read уже держит снимок на начало транзакции и отсекает новую строку.</w:t>
-      </w:r>
-    </w:p>
-    <w:p>
-      <w:pPr>
-        <w:spacing w:line="360" w:lineRule="auto" w:before="0" w:after="0"/>
-        <w:ind w:firstLine="709" w:left="0"/>
-        <w:jc w:val="left"/>
-      </w:pPr>
-      <w:r>
-        <w:rPr>
-          <w:rFonts w:ascii="Times New Roman" w:hAnsi="Times New Roman" w:cs="Times New Roman" w:eastAsia="Times New Roman"/>
-          <w:b/>
-          <w:i w:val="0"/>
-          <w:sz w:val="28"/>
-        </w:rPr>
-        <w:t>3.4 Блокировки</w:t>
-      </w:r>
-    </w:p>
-    <w:p>
-      <w:pPr>
-        <w:spacing w:line="360" w:lineRule="auto" w:before="0" w:after="0"/>
-        <w:ind w:firstLine="709" w:left="0"/>
-        <w:jc w:val="both"/>
-      </w:pPr>
-      <w:r>
-        <w:rPr>
-          <w:rFonts w:ascii="Times New Roman" w:hAnsi="Times New Roman" w:cs="Times New Roman" w:eastAsia="Times New Roman"/>
-          <w:b w:val="0"/>
-          <w:i w:val="0"/>
-          <w:sz w:val="28"/>
-        </w:rPr>
-        <w:t>Сеанс-держатель (pid 10976) внутри открытой транзакции выполняет UPDATE студента 100009, присваивая ФИО текущее значение: строка блокируется, данные не меняются. Сеанс-ожидающий (pid 4556) читает ту же строку с FOR SHARE и останавливается. pg_blocking_pids вернул 10976.</w:t>
-      </w:r>
-    </w:p>
-    <w:p>
-      <w:pPr>
-        <w:spacing w:line="240" w:lineRule="auto" w:before="0" w:after="0"/>
-        <w:ind w:firstLine="0" w:left="0"/>
-        <w:jc w:val="left"/>
-      </w:pPr>
-      <w:r>
-        <w:rPr>
-          <w:rFonts w:ascii="Times New Roman" w:hAnsi="Times New Roman" w:cs="Times New Roman" w:eastAsia="Times New Roman"/>
-          <w:b w:val="0"/>
-          <w:i w:val="0"/>
-          <w:sz w:val="28"/>
-        </w:rPr>
-        <w:t>SELECT "ФИО"</w:t>
-      </w:r>
-    </w:p>
-    <w:p>
-      <w:pPr>
-        <w:spacing w:line="240" w:lineRule="auto" w:before="0" w:after="0"/>
-        <w:ind w:firstLine="0" w:left="0"/>
-        <w:jc w:val="left"/>
-      </w:pPr>
-      <w:r>
-        <w:rPr>
-          <w:rFonts w:ascii="Times New Roman" w:hAnsi="Times New Roman" w:cs="Times New Roman" w:eastAsia="Times New Roman"/>
-          <w:b w:val="0"/>
-          <w:i w:val="0"/>
-          <w:sz w:val="28"/>
-        </w:rPr>
-        <w:t>FROM "Студент"</w:t>
-      </w:r>
-    </w:p>
-    <w:p>
-      <w:pPr>
-        <w:spacing w:line="240" w:lineRule="auto" w:before="0" w:after="0"/>
-        <w:ind w:firstLine="0" w:left="0"/>
-        <w:jc w:val="left"/>
-      </w:pPr>
-      <w:r>
-        <w:rPr>
-          <w:rFonts w:ascii="Times New Roman" w:hAnsi="Times New Roman" w:cs="Times New Roman" w:eastAsia="Times New Roman"/>
-          <w:b w:val="0"/>
-          <w:i w:val="0"/>
-          <w:sz w:val="28"/>
-        </w:rPr>
-        <w:t>WHERE "ID_студента" = 100009</w:t>
-      </w:r>
-    </w:p>
-    <w:p>
-      <w:pPr>
-        <w:spacing w:line="240" w:lineRule="auto" w:before="0" w:after="0"/>
-        <w:ind w:firstLine="0" w:left="0"/>
-        <w:jc w:val="left"/>
-      </w:pPr>
-      <w:r>
-        <w:rPr>
-          <w:rFonts w:ascii="Times New Roman" w:hAnsi="Times New Roman" w:cs="Times New Roman" w:eastAsia="Times New Roman"/>
-          <w:b w:val="0"/>
-          <w:i w:val="0"/>
-          <w:sz w:val="28"/>
-        </w:rPr>
-        <w:t>FOR SHARE;</w:t>
-      </w:r>
-    </w:p>
-    <w:p>
-      <w:pPr>
-        <w:spacing w:line="360" w:lineRule="auto" w:before="0" w:after="0"/>
-        <w:ind w:firstLine="709" w:left="0"/>
-        <w:jc w:val="both"/>
-      </w:pPr>
-      <w:r>
-        <w:rPr>
-          <w:rFonts w:ascii="Times New Roman" w:hAnsi="Times New Roman" w:cs="Times New Roman" w:eastAsia="Times New Roman"/>
-          <w:b w:val="0"/>
-          <w:i w:val="0"/>
           <w:sz w:val="28"/>
         </w:rPr>
         <w:t>В таблице 1 несколько строк отчёта о блокировках, не полный список. Пустой объект — блокировка идентификатора транзакции, а не таблицы.</w:t>
@@ -1861,15 +2561,10 @@
     </w:p>
     <w:p>
       <w:pPr>
-        <w:spacing w:line="240" w:lineRule="auto" w:before="0" w:after="120"/>
-        <w:ind w:firstLine="0" w:left="0"/>
-        <w:jc w:val="left"/>
-      </w:pPr>
-      <w:r>
-        <w:rPr>
-          <w:rFonts w:ascii="Times New Roman" w:hAnsi="Times New Roman" w:cs="Times New Roman" w:eastAsia="Times New Roman"/>
-          <w:b w:val="0"/>
-          <w:i w:val="0"/>
+        <w:spacing w:after="120"/>
+      </w:pPr>
+      <w:r>
+        <w:rPr>
           <w:sz w:val="28"/>
         </w:rPr>
         <w:t>Таблица 1 – Блокировки двух сеансов</w:t>
@@ -1878,15 +2573,15 @@
     <w:tbl>
       <w:tblPr>
         <w:tblStyle w:val="ab"/>
-        <w:tblW w:type="dxa" w:w="9354"/>
+        <w:tblW w:w="9354" w:type="dxa"/>
         <w:tblLayout w:type="fixed"/>
-        <w:tblLook w:firstColumn="1" w:firstRow="1" w:lastColumn="0" w:lastRow="0" w:noHBand="0" w:noVBand="1" w:val="04A0"/>
         <w:tblCellMar>
           <w:top w:w="28" w:type="dxa"/>
           <w:left w:w="40" w:type="dxa"/>
           <w:bottom w:w="28" w:type="dxa"/>
           <w:right w:w="40" w:type="dxa"/>
         </w:tblCellMar>
+        <w:tblLook w:val="04A0" w:firstRow="1" w:lastRow="0" w:firstColumn="1" w:lastColumn="0" w:noHBand="0" w:noVBand="1"/>
       </w:tblPr>
       <w:tblGrid>
         <w:gridCol w:w="1644"/>
@@ -1899,19 +2594,15 @@
       <w:tr>
         <w:tc>
           <w:tcPr>
-            <w:tcW w:type="dxa" w:w="1644"/>
+            <w:tcW w:w="1644" w:type="dxa"/>
           </w:tcPr>
           <w:p>
             <w:pPr>
-              <w:spacing w:before="0" w:after="0" w:line="240" w:lineRule="auto"/>
               <w:jc w:val="center"/>
             </w:pPr>
-            <w:r/>
-            <w:r>
-              <w:rPr>
-                <w:rFonts w:ascii="Times New Roman" w:hAnsi="Times New Roman" w:cs="Times New Roman" w:eastAsia="Times New Roman"/>
+            <w:r>
+              <w:rPr>
                 <w:b/>
-                <w:i w:val="0"/>
                 <w:sz w:val="28"/>
               </w:rPr>
               <w:t>Сеанс</w:t>
@@ -1920,19 +2611,15 @@
         </w:tc>
         <w:tc>
           <w:tcPr>
-            <w:tcW w:type="dxa" w:w="1587"/>
+            <w:tcW w:w="1587" w:type="dxa"/>
           </w:tcPr>
           <w:p>
             <w:pPr>
-              <w:spacing w:before="0" w:after="0" w:line="240" w:lineRule="auto"/>
               <w:jc w:val="center"/>
             </w:pPr>
-            <w:r/>
-            <w:r>
-              <w:rPr>
-                <w:rFonts w:ascii="Times New Roman" w:hAnsi="Times New Roman" w:cs="Times New Roman" w:eastAsia="Times New Roman"/>
+            <w:r>
+              <w:rPr>
                 <w:b/>
-                <w:i w:val="0"/>
                 <w:sz w:val="28"/>
               </w:rPr>
               <w:t>Тип</w:t>
@@ -1941,19 +2628,15 @@
         </w:tc>
         <w:tc>
           <w:tcPr>
-            <w:tcW w:type="dxa" w:w="1928"/>
+            <w:tcW w:w="1928" w:type="dxa"/>
           </w:tcPr>
           <w:p>
             <w:pPr>
-              <w:spacing w:before="0" w:after="0" w:line="240" w:lineRule="auto"/>
               <w:jc w:val="center"/>
             </w:pPr>
-            <w:r/>
-            <w:r>
-              <w:rPr>
-                <w:rFonts w:ascii="Times New Roman" w:hAnsi="Times New Roman" w:cs="Times New Roman" w:eastAsia="Times New Roman"/>
+            <w:r>
+              <w:rPr>
                 <w:b/>
-                <w:i w:val="0"/>
                 <w:sz w:val="28"/>
               </w:rPr>
               <w:t>Режим</w:t>
@@ -1962,19 +2645,15 @@
         </w:tc>
         <w:tc>
           <w:tcPr>
-            <w:tcW w:type="dxa" w:w="1247"/>
+            <w:tcW w:w="1247" w:type="dxa"/>
           </w:tcPr>
           <w:p>
             <w:pPr>
-              <w:spacing w:before="0" w:after="0" w:line="240" w:lineRule="auto"/>
               <w:jc w:val="center"/>
             </w:pPr>
-            <w:r/>
-            <w:r>
-              <w:rPr>
-                <w:rFonts w:ascii="Times New Roman" w:hAnsi="Times New Roman" w:cs="Times New Roman" w:eastAsia="Times New Roman"/>
+            <w:r>
+              <w:rPr>
                 <w:b/>
-                <w:i w:val="0"/>
                 <w:sz w:val="28"/>
               </w:rPr>
               <w:t>Выдана</w:t>
@@ -1983,19 +2662,15 @@
         </w:tc>
         <w:tc>
           <w:tcPr>
-            <w:tcW w:type="dxa" w:w="1134"/>
+            <w:tcW w:w="1134" w:type="dxa"/>
           </w:tcPr>
           <w:p>
             <w:pPr>
-              <w:spacing w:before="0" w:after="0" w:line="240" w:lineRule="auto"/>
               <w:jc w:val="center"/>
             </w:pPr>
-            <w:r/>
-            <w:r>
-              <w:rPr>
-                <w:rFonts w:ascii="Times New Roman" w:hAnsi="Times New Roman" w:cs="Times New Roman" w:eastAsia="Times New Roman"/>
+            <w:r>
+              <w:rPr>
                 <w:b/>
-                <w:i w:val="0"/>
                 <w:sz w:val="28"/>
               </w:rPr>
               <w:t>Объект</w:t>
@@ -2004,19 +2679,15 @@
         </w:tc>
         <w:tc>
           <w:tcPr>
-            <w:tcW w:type="dxa" w:w="1814"/>
+            <w:tcW w:w="1814" w:type="dxa"/>
           </w:tcPr>
           <w:p>
             <w:pPr>
-              <w:spacing w:before="0" w:after="0" w:line="240" w:lineRule="auto"/>
               <w:jc w:val="center"/>
             </w:pPr>
-            <w:r/>
-            <w:r>
-              <w:rPr>
-                <w:rFonts w:ascii="Times New Roman" w:hAnsi="Times New Roman" w:cs="Times New Roman" w:eastAsia="Times New Roman"/>
+            <w:r>
+              <w:rPr>
                 <w:b/>
-                <w:i w:val="0"/>
                 <w:sz w:val="28"/>
               </w:rPr>
               <w:t>Ожидание</w:t>
@@ -2027,19 +2698,11 @@
       <w:tr>
         <w:tc>
           <w:tcPr>
-            <w:tcW w:type="dxa" w:w="1644"/>
-          </w:tcPr>
-          <w:p>
-            <w:pPr>
-              <w:spacing w:before="0" w:after="0" w:line="240" w:lineRule="auto"/>
-              <w:jc w:val="left"/>
-            </w:pPr>
-            <w:r/>
-            <w:r>
-              <w:rPr>
-                <w:rFonts w:ascii="Times New Roman" w:hAnsi="Times New Roman" w:cs="Times New Roman" w:eastAsia="Times New Roman"/>
-                <w:b w:val="0"/>
-                <w:i w:val="0"/>
+            <w:tcW w:w="1644" w:type="dxa"/>
+          </w:tcPr>
+          <w:p>
+            <w:r>
+              <w:rPr>
                 <w:sz w:val="28"/>
               </w:rPr>
               <w:t>ожидающий</w:t>
@@ -2048,19 +2711,11 @@
         </w:tc>
         <w:tc>
           <w:tcPr>
-            <w:tcW w:type="dxa" w:w="1587"/>
-          </w:tcPr>
-          <w:p>
-            <w:pPr>
-              <w:spacing w:before="0" w:after="0" w:line="240" w:lineRule="auto"/>
-              <w:jc w:val="left"/>
-            </w:pPr>
-            <w:r/>
-            <w:r>
-              <w:rPr>
-                <w:rFonts w:ascii="Times New Roman" w:hAnsi="Times New Roman" w:cs="Times New Roman" w:eastAsia="Times New Roman"/>
-                <w:b w:val="0"/>
-                <w:i w:val="0"/>
+            <w:tcW w:w="1587" w:type="dxa"/>
+          </w:tcPr>
+          <w:p>
+            <w:r>
+              <w:rPr>
                 <w:sz w:val="28"/>
               </w:rPr>
               <w:t>relation</w:t>
@@ -2069,50 +2724,31 @@
         </w:tc>
         <w:tc>
           <w:tcPr>
-            <w:tcW w:type="dxa" w:w="1928"/>
-          </w:tcPr>
-          <w:p>
-            <w:pPr>
-              <w:spacing w:before="0" w:after="0" w:line="240" w:lineRule="auto"/>
-              <w:jc w:val="left"/>
-            </w:pPr>
-            <w:r/>
-            <w:r>
-              <w:rPr>
-                <w:rFonts w:ascii="Times New Roman" w:hAnsi="Times New Roman" w:cs="Times New Roman" w:eastAsia="Times New Roman"/>
-                <w:b w:val="0"/>
-                <w:i w:val="0"/>
+            <w:tcW w:w="1928" w:type="dxa"/>
+          </w:tcPr>
+          <w:p>
+            <w:r>
+              <w:rPr>
                 <w:sz w:val="28"/>
               </w:rPr>
               <w:t>RowShare</w:t>
+            </w:r>
+            <w:r>
+              <w:rPr>
+                <w:sz w:val="28"/>
+              </w:rPr>
               <w:br/>
-            </w:r>
-            <w:r>
-              <w:rPr>
-                <w:rFonts w:ascii="Times New Roman" w:hAnsi="Times New Roman" w:cs="Times New Roman" w:eastAsia="Times New Roman"/>
-                <w:b w:val="0"/>
-                <w:i w:val="0"/>
-                <w:sz w:val="28"/>
-              </w:rPr>
               <w:t>Lock</w:t>
             </w:r>
           </w:p>
         </w:tc>
         <w:tc>
           <w:tcPr>
-            <w:tcW w:type="dxa" w:w="1247"/>
-          </w:tcPr>
-          <w:p>
-            <w:pPr>
-              <w:spacing w:before="0" w:after="0" w:line="240" w:lineRule="auto"/>
-              <w:jc w:val="left"/>
-            </w:pPr>
-            <w:r/>
-            <w:r>
-              <w:rPr>
-                <w:rFonts w:ascii="Times New Roman" w:hAnsi="Times New Roman" w:cs="Times New Roman" w:eastAsia="Times New Roman"/>
-                <w:b w:val="0"/>
-                <w:i w:val="0"/>
+            <w:tcW w:w="1247" w:type="dxa"/>
+          </w:tcPr>
+          <w:p>
+            <w:r>
+              <w:rPr>
                 <w:sz w:val="28"/>
               </w:rPr>
               <w:t>да</w:t>
@@ -2121,19 +2757,11 @@
         </w:tc>
         <w:tc>
           <w:tcPr>
-            <w:tcW w:type="dxa" w:w="1134"/>
-          </w:tcPr>
-          <w:p>
-            <w:pPr>
-              <w:spacing w:before="0" w:after="0" w:line="240" w:lineRule="auto"/>
-              <w:jc w:val="left"/>
-            </w:pPr>
-            <w:r/>
-            <w:r>
-              <w:rPr>
-                <w:rFonts w:ascii="Times New Roman" w:hAnsi="Times New Roman" w:cs="Times New Roman" w:eastAsia="Times New Roman"/>
-                <w:b w:val="0"/>
-                <w:i w:val="0"/>
+            <w:tcW w:w="1134" w:type="dxa"/>
+          </w:tcPr>
+          <w:p>
+            <w:r>
+              <w:rPr>
                 <w:sz w:val="28"/>
               </w:rPr>
               <w:t>Студент</w:t>
@@ -2142,31 +2770,20 @@
         </w:tc>
         <w:tc>
           <w:tcPr>
-            <w:tcW w:type="dxa" w:w="1814"/>
-          </w:tcPr>
-          <w:p>
-            <w:pPr>
-              <w:spacing w:before="0" w:after="0" w:line="240" w:lineRule="auto"/>
-              <w:jc w:val="left"/>
-            </w:pPr>
-            <w:r/>
-            <w:r>
-              <w:rPr>
-                <w:rFonts w:ascii="Times New Roman" w:hAnsi="Times New Roman" w:cs="Times New Roman" w:eastAsia="Times New Roman"/>
-                <w:b w:val="0"/>
-                <w:i w:val="0"/>
+            <w:tcW w:w="1814" w:type="dxa"/>
+          </w:tcPr>
+          <w:p>
+            <w:r>
+              <w:rPr>
                 <w:sz w:val="28"/>
               </w:rPr>
               <w:t>Lock/</w:t>
+            </w:r>
+            <w:r>
+              <w:rPr>
+                <w:sz w:val="28"/>
+              </w:rPr>
               <w:br/>
-            </w:r>
-            <w:r>
-              <w:rPr>
-                <w:rFonts w:ascii="Times New Roman" w:hAnsi="Times New Roman" w:cs="Times New Roman" w:eastAsia="Times New Roman"/>
-                <w:b w:val="0"/>
-                <w:i w:val="0"/>
-                <w:sz w:val="28"/>
-              </w:rPr>
               <w:t>transactionid</w:t>
             </w:r>
           </w:p>
@@ -2175,19 +2792,11 @@
       <w:tr>
         <w:tc>
           <w:tcPr>
-            <w:tcW w:type="dxa" w:w="1644"/>
-          </w:tcPr>
-          <w:p>
-            <w:pPr>
-              <w:spacing w:before="0" w:after="0" w:line="240" w:lineRule="auto"/>
-              <w:jc w:val="left"/>
-            </w:pPr>
-            <w:r/>
-            <w:r>
-              <w:rPr>
-                <w:rFonts w:ascii="Times New Roman" w:hAnsi="Times New Roman" w:cs="Times New Roman" w:eastAsia="Times New Roman"/>
-                <w:b w:val="0"/>
-                <w:i w:val="0"/>
+            <w:tcW w:w="1644" w:type="dxa"/>
+          </w:tcPr>
+          <w:p>
+            <w:r>
+              <w:rPr>
                 <w:sz w:val="28"/>
               </w:rPr>
               <w:t>ожидающий</w:t>
@@ -2196,19 +2805,11 @@
         </w:tc>
         <w:tc>
           <w:tcPr>
-            <w:tcW w:type="dxa" w:w="1587"/>
-          </w:tcPr>
-          <w:p>
-            <w:pPr>
-              <w:spacing w:before="0" w:after="0" w:line="240" w:lineRule="auto"/>
-              <w:jc w:val="left"/>
-            </w:pPr>
-            <w:r/>
-            <w:r>
-              <w:rPr>
-                <w:rFonts w:ascii="Times New Roman" w:hAnsi="Times New Roman" w:cs="Times New Roman" w:eastAsia="Times New Roman"/>
-                <w:b w:val="0"/>
-                <w:i w:val="0"/>
+            <w:tcW w:w="1587" w:type="dxa"/>
+          </w:tcPr>
+          <w:p>
+            <w:r>
+              <w:rPr>
                 <w:sz w:val="28"/>
               </w:rPr>
               <w:t>tuple</w:t>
@@ -2217,50 +2818,31 @@
         </w:tc>
         <w:tc>
           <w:tcPr>
-            <w:tcW w:type="dxa" w:w="1928"/>
-          </w:tcPr>
-          <w:p>
-            <w:pPr>
-              <w:spacing w:before="0" w:after="0" w:line="240" w:lineRule="auto"/>
-              <w:jc w:val="left"/>
-            </w:pPr>
-            <w:r/>
-            <w:r>
-              <w:rPr>
-                <w:rFonts w:ascii="Times New Roman" w:hAnsi="Times New Roman" w:cs="Times New Roman" w:eastAsia="Times New Roman"/>
-                <w:b w:val="0"/>
-                <w:i w:val="0"/>
+            <w:tcW w:w="1928" w:type="dxa"/>
+          </w:tcPr>
+          <w:p>
+            <w:r>
+              <w:rPr>
                 <w:sz w:val="28"/>
               </w:rPr>
               <w:t>RowShare</w:t>
+            </w:r>
+            <w:r>
+              <w:rPr>
+                <w:sz w:val="28"/>
+              </w:rPr>
               <w:br/>
-            </w:r>
-            <w:r>
-              <w:rPr>
-                <w:rFonts w:ascii="Times New Roman" w:hAnsi="Times New Roman" w:cs="Times New Roman" w:eastAsia="Times New Roman"/>
-                <w:b w:val="0"/>
-                <w:i w:val="0"/>
-                <w:sz w:val="28"/>
-              </w:rPr>
               <w:t>Lock</w:t>
             </w:r>
           </w:p>
         </w:tc>
         <w:tc>
           <w:tcPr>
-            <w:tcW w:type="dxa" w:w="1247"/>
-          </w:tcPr>
-          <w:p>
-            <w:pPr>
-              <w:spacing w:before="0" w:after="0" w:line="240" w:lineRule="auto"/>
-              <w:jc w:val="left"/>
-            </w:pPr>
-            <w:r/>
-            <w:r>
-              <w:rPr>
-                <w:rFonts w:ascii="Times New Roman" w:hAnsi="Times New Roman" w:cs="Times New Roman" w:eastAsia="Times New Roman"/>
-                <w:b w:val="0"/>
-                <w:i w:val="0"/>
+            <w:tcW w:w="1247" w:type="dxa"/>
+          </w:tcPr>
+          <w:p>
+            <w:r>
+              <w:rPr>
                 <w:sz w:val="28"/>
               </w:rPr>
               <w:t>да</w:t>
@@ -2269,19 +2851,11 @@
         </w:tc>
         <w:tc>
           <w:tcPr>
-            <w:tcW w:type="dxa" w:w="1134"/>
-          </w:tcPr>
-          <w:p>
-            <w:pPr>
-              <w:spacing w:before="0" w:after="0" w:line="240" w:lineRule="auto"/>
-              <w:jc w:val="left"/>
-            </w:pPr>
-            <w:r/>
-            <w:r>
-              <w:rPr>
-                <w:rFonts w:ascii="Times New Roman" w:hAnsi="Times New Roman" w:cs="Times New Roman" w:eastAsia="Times New Roman"/>
-                <w:b w:val="0"/>
-                <w:i w:val="0"/>
+            <w:tcW w:w="1134" w:type="dxa"/>
+          </w:tcPr>
+          <w:p>
+            <w:r>
+              <w:rPr>
                 <w:sz w:val="28"/>
               </w:rPr>
               <w:t>Студент</w:t>
@@ -2290,31 +2864,20 @@
         </w:tc>
         <w:tc>
           <w:tcPr>
-            <w:tcW w:type="dxa" w:w="1814"/>
-          </w:tcPr>
-          <w:p>
-            <w:pPr>
-              <w:spacing w:before="0" w:after="0" w:line="240" w:lineRule="auto"/>
-              <w:jc w:val="left"/>
-            </w:pPr>
-            <w:r/>
-            <w:r>
-              <w:rPr>
-                <w:rFonts w:ascii="Times New Roman" w:hAnsi="Times New Roman" w:cs="Times New Roman" w:eastAsia="Times New Roman"/>
-                <w:b w:val="0"/>
-                <w:i w:val="0"/>
+            <w:tcW w:w="1814" w:type="dxa"/>
+          </w:tcPr>
+          <w:p>
+            <w:r>
+              <w:rPr>
                 <w:sz w:val="28"/>
               </w:rPr>
               <w:t>Lock/</w:t>
+            </w:r>
+            <w:r>
+              <w:rPr>
+                <w:sz w:val="28"/>
+              </w:rPr>
               <w:br/>
-            </w:r>
-            <w:r>
-              <w:rPr>
-                <w:rFonts w:ascii="Times New Roman" w:hAnsi="Times New Roman" w:cs="Times New Roman" w:eastAsia="Times New Roman"/>
-                <w:b w:val="0"/>
-                <w:i w:val="0"/>
-                <w:sz w:val="28"/>
-              </w:rPr>
               <w:t>transactionid</w:t>
             </w:r>
           </w:p>
@@ -2323,19 +2886,11 @@
       <w:tr>
         <w:tc>
           <w:tcPr>
-            <w:tcW w:type="dxa" w:w="1644"/>
-          </w:tcPr>
-          <w:p>
-            <w:pPr>
-              <w:spacing w:before="0" w:after="0" w:line="240" w:lineRule="auto"/>
-              <w:jc w:val="left"/>
-            </w:pPr>
-            <w:r/>
-            <w:r>
-              <w:rPr>
-                <w:rFonts w:ascii="Times New Roman" w:hAnsi="Times New Roman" w:cs="Times New Roman" w:eastAsia="Times New Roman"/>
-                <w:b w:val="0"/>
-                <w:i w:val="0"/>
+            <w:tcW w:w="1644" w:type="dxa"/>
+          </w:tcPr>
+          <w:p>
+            <w:r>
+              <w:rPr>
                 <w:sz w:val="28"/>
               </w:rPr>
               <w:t>ожидающий</w:t>
@@ -2344,19 +2899,11 @@
         </w:tc>
         <w:tc>
           <w:tcPr>
-            <w:tcW w:type="dxa" w:w="1587"/>
-          </w:tcPr>
-          <w:p>
-            <w:pPr>
-              <w:spacing w:before="0" w:after="0" w:line="240" w:lineRule="auto"/>
-              <w:jc w:val="left"/>
-            </w:pPr>
-            <w:r/>
-            <w:r>
-              <w:rPr>
-                <w:rFonts w:ascii="Times New Roman" w:hAnsi="Times New Roman" w:cs="Times New Roman" w:eastAsia="Times New Roman"/>
-                <w:b w:val="0"/>
-                <w:i w:val="0"/>
+            <w:tcW w:w="1587" w:type="dxa"/>
+          </w:tcPr>
+          <w:p>
+            <w:r>
+              <w:rPr>
                 <w:sz w:val="28"/>
               </w:rPr>
               <w:t>transactionid</w:t>
@@ -2365,19 +2912,11 @@
         </w:tc>
         <w:tc>
           <w:tcPr>
-            <w:tcW w:type="dxa" w:w="1928"/>
-          </w:tcPr>
-          <w:p>
-            <w:pPr>
-              <w:spacing w:before="0" w:after="0" w:line="240" w:lineRule="auto"/>
-              <w:jc w:val="left"/>
-            </w:pPr>
-            <w:r/>
-            <w:r>
-              <w:rPr>
-                <w:rFonts w:ascii="Times New Roman" w:hAnsi="Times New Roman" w:cs="Times New Roman" w:eastAsia="Times New Roman"/>
-                <w:b w:val="0"/>
-                <w:i w:val="0"/>
+            <w:tcW w:w="1928" w:type="dxa"/>
+          </w:tcPr>
+          <w:p>
+            <w:r>
+              <w:rPr>
                 <w:sz w:val="28"/>
               </w:rPr>
               <w:t>ShareLock</w:t>
@@ -2386,19 +2925,11 @@
         </w:tc>
         <w:tc>
           <w:tcPr>
-            <w:tcW w:type="dxa" w:w="1247"/>
-          </w:tcPr>
-          <w:p>
-            <w:pPr>
-              <w:spacing w:before="0" w:after="0" w:line="240" w:lineRule="auto"/>
-              <w:jc w:val="left"/>
-            </w:pPr>
-            <w:r/>
-            <w:r>
-              <w:rPr>
-                <w:rFonts w:ascii="Times New Roman" w:hAnsi="Times New Roman" w:cs="Times New Roman" w:eastAsia="Times New Roman"/>
-                <w:b w:val="0"/>
-                <w:i w:val="0"/>
+            <w:tcW w:w="1247" w:type="dxa"/>
+          </w:tcPr>
+          <w:p>
+            <w:r>
+              <w:rPr>
                 <w:sz w:val="28"/>
               </w:rPr>
               <w:t>нет</w:t>
@@ -2407,19 +2938,11 @@
         </w:tc>
         <w:tc>
           <w:tcPr>
-            <w:tcW w:type="dxa" w:w="1134"/>
-          </w:tcPr>
-          <w:p>
-            <w:pPr>
-              <w:spacing w:before="0" w:after="0" w:line="240" w:lineRule="auto"/>
-              <w:jc w:val="left"/>
-            </w:pPr>
-            <w:r/>
-            <w:r>
-              <w:rPr>
-                <w:rFonts w:ascii="Times New Roman" w:hAnsi="Times New Roman" w:cs="Times New Roman" w:eastAsia="Times New Roman"/>
-                <w:b w:val="0"/>
-                <w:i w:val="0"/>
+            <w:tcW w:w="1134" w:type="dxa"/>
+          </w:tcPr>
+          <w:p>
+            <w:r>
+              <w:rPr>
                 <w:sz w:val="28"/>
               </w:rPr>
               <w:t xml:space="preserve"> </w:t>
@@ -2428,31 +2951,20 @@
         </w:tc>
         <w:tc>
           <w:tcPr>
-            <w:tcW w:type="dxa" w:w="1814"/>
-          </w:tcPr>
-          <w:p>
-            <w:pPr>
-              <w:spacing w:before="0" w:after="0" w:line="240" w:lineRule="auto"/>
-              <w:jc w:val="left"/>
-            </w:pPr>
-            <w:r/>
-            <w:r>
-              <w:rPr>
-                <w:rFonts w:ascii="Times New Roman" w:hAnsi="Times New Roman" w:cs="Times New Roman" w:eastAsia="Times New Roman"/>
-                <w:b w:val="0"/>
-                <w:i w:val="0"/>
+            <w:tcW w:w="1814" w:type="dxa"/>
+          </w:tcPr>
+          <w:p>
+            <w:r>
+              <w:rPr>
                 <w:sz w:val="28"/>
               </w:rPr>
               <w:t>Lock/</w:t>
+            </w:r>
+            <w:r>
+              <w:rPr>
+                <w:sz w:val="28"/>
+              </w:rPr>
               <w:br/>
-            </w:r>
-            <w:r>
-              <w:rPr>
-                <w:rFonts w:ascii="Times New Roman" w:hAnsi="Times New Roman" w:cs="Times New Roman" w:eastAsia="Times New Roman"/>
-                <w:b w:val="0"/>
-                <w:i w:val="0"/>
-                <w:sz w:val="28"/>
-              </w:rPr>
               <w:t>transactionid</w:t>
             </w:r>
           </w:p>
@@ -2461,19 +2973,11 @@
       <w:tr>
         <w:tc>
           <w:tcPr>
-            <w:tcW w:type="dxa" w:w="1644"/>
-          </w:tcPr>
-          <w:p>
-            <w:pPr>
-              <w:spacing w:before="0" w:after="0" w:line="240" w:lineRule="auto"/>
-              <w:jc w:val="left"/>
-            </w:pPr>
-            <w:r/>
-            <w:r>
-              <w:rPr>
-                <w:rFonts w:ascii="Times New Roman" w:hAnsi="Times New Roman" w:cs="Times New Roman" w:eastAsia="Times New Roman"/>
-                <w:b w:val="0"/>
-                <w:i w:val="0"/>
+            <w:tcW w:w="1644" w:type="dxa"/>
+          </w:tcPr>
+          <w:p>
+            <w:r>
+              <w:rPr>
                 <w:sz w:val="28"/>
               </w:rPr>
               <w:t>держатель</w:t>
@@ -2482,19 +2986,11 @@
         </w:tc>
         <w:tc>
           <w:tcPr>
-            <w:tcW w:type="dxa" w:w="1587"/>
-          </w:tcPr>
-          <w:p>
-            <w:pPr>
-              <w:spacing w:before="0" w:after="0" w:line="240" w:lineRule="auto"/>
-              <w:jc w:val="left"/>
-            </w:pPr>
-            <w:r/>
-            <w:r>
-              <w:rPr>
-                <w:rFonts w:ascii="Times New Roman" w:hAnsi="Times New Roman" w:cs="Times New Roman" w:eastAsia="Times New Roman"/>
-                <w:b w:val="0"/>
-                <w:i w:val="0"/>
+            <w:tcW w:w="1587" w:type="dxa"/>
+          </w:tcPr>
+          <w:p>
+            <w:r>
+              <w:rPr>
                 <w:sz w:val="28"/>
               </w:rPr>
               <w:t>relation</w:t>
@@ -2503,50 +2999,31 @@
         </w:tc>
         <w:tc>
           <w:tcPr>
-            <w:tcW w:type="dxa" w:w="1928"/>
-          </w:tcPr>
-          <w:p>
-            <w:pPr>
-              <w:spacing w:before="0" w:after="0" w:line="240" w:lineRule="auto"/>
-              <w:jc w:val="left"/>
-            </w:pPr>
-            <w:r/>
-            <w:r>
-              <w:rPr>
-                <w:rFonts w:ascii="Times New Roman" w:hAnsi="Times New Roman" w:cs="Times New Roman" w:eastAsia="Times New Roman"/>
-                <w:b w:val="0"/>
-                <w:i w:val="0"/>
+            <w:tcW w:w="1928" w:type="dxa"/>
+          </w:tcPr>
+          <w:p>
+            <w:r>
+              <w:rPr>
                 <w:sz w:val="28"/>
               </w:rPr>
               <w:t>RowExclusive</w:t>
+            </w:r>
+            <w:r>
+              <w:rPr>
+                <w:sz w:val="28"/>
+              </w:rPr>
               <w:br/>
-            </w:r>
-            <w:r>
-              <w:rPr>
-                <w:rFonts w:ascii="Times New Roman" w:hAnsi="Times New Roman" w:cs="Times New Roman" w:eastAsia="Times New Roman"/>
-                <w:b w:val="0"/>
-                <w:i w:val="0"/>
-                <w:sz w:val="28"/>
-              </w:rPr>
               <w:t>Lock</w:t>
             </w:r>
           </w:p>
         </w:tc>
         <w:tc>
           <w:tcPr>
-            <w:tcW w:type="dxa" w:w="1247"/>
-          </w:tcPr>
-          <w:p>
-            <w:pPr>
-              <w:spacing w:before="0" w:after="0" w:line="240" w:lineRule="auto"/>
-              <w:jc w:val="left"/>
-            </w:pPr>
-            <w:r/>
-            <w:r>
-              <w:rPr>
-                <w:rFonts w:ascii="Times New Roman" w:hAnsi="Times New Roman" w:cs="Times New Roman" w:eastAsia="Times New Roman"/>
-                <w:b w:val="0"/>
-                <w:i w:val="0"/>
+            <w:tcW w:w="1247" w:type="dxa"/>
+          </w:tcPr>
+          <w:p>
+            <w:r>
+              <w:rPr>
                 <w:sz w:val="28"/>
               </w:rPr>
               <w:t>да</w:t>
@@ -2555,19 +3032,11 @@
         </w:tc>
         <w:tc>
           <w:tcPr>
-            <w:tcW w:type="dxa" w:w="1134"/>
-          </w:tcPr>
-          <w:p>
-            <w:pPr>
-              <w:spacing w:before="0" w:after="0" w:line="240" w:lineRule="auto"/>
-              <w:jc w:val="left"/>
-            </w:pPr>
-            <w:r/>
-            <w:r>
-              <w:rPr>
-                <w:rFonts w:ascii="Times New Roman" w:hAnsi="Times New Roman" w:cs="Times New Roman" w:eastAsia="Times New Roman"/>
-                <w:b w:val="0"/>
-                <w:i w:val="0"/>
+            <w:tcW w:w="1134" w:type="dxa"/>
+          </w:tcPr>
+          <w:p>
+            <w:r>
+              <w:rPr>
                 <w:sz w:val="28"/>
               </w:rPr>
               <w:t>Студент</w:t>
@@ -2576,31 +3045,20 @@
         </w:tc>
         <w:tc>
           <w:tcPr>
-            <w:tcW w:type="dxa" w:w="1814"/>
-          </w:tcPr>
-          <w:p>
-            <w:pPr>
-              <w:spacing w:before="0" w:after="0" w:line="240" w:lineRule="auto"/>
-              <w:jc w:val="left"/>
-            </w:pPr>
-            <w:r/>
-            <w:r>
-              <w:rPr>
-                <w:rFonts w:ascii="Times New Roman" w:hAnsi="Times New Roman" w:cs="Times New Roman" w:eastAsia="Times New Roman"/>
-                <w:b w:val="0"/>
-                <w:i w:val="0"/>
+            <w:tcW w:w="1814" w:type="dxa"/>
+          </w:tcPr>
+          <w:p>
+            <w:r>
+              <w:rPr>
                 <w:sz w:val="28"/>
               </w:rPr>
               <w:t>Client/</w:t>
+            </w:r>
+            <w:r>
+              <w:rPr>
+                <w:sz w:val="28"/>
+              </w:rPr>
               <w:br/>
-            </w:r>
-            <w:r>
-              <w:rPr>
-                <w:rFonts w:ascii="Times New Roman" w:hAnsi="Times New Roman" w:cs="Times New Roman" w:eastAsia="Times New Roman"/>
-                <w:b w:val="0"/>
-                <w:i w:val="0"/>
-                <w:sz w:val="28"/>
-              </w:rPr>
               <w:t>ClientRead</w:t>
             </w:r>
           </w:p>
@@ -2609,19 +3067,11 @@
       <w:tr>
         <w:tc>
           <w:tcPr>
-            <w:tcW w:type="dxa" w:w="1644"/>
-          </w:tcPr>
-          <w:p>
-            <w:pPr>
-              <w:spacing w:before="0" w:after="0" w:line="240" w:lineRule="auto"/>
-              <w:jc w:val="left"/>
-            </w:pPr>
-            <w:r/>
-            <w:r>
-              <w:rPr>
-                <w:rFonts w:ascii="Times New Roman" w:hAnsi="Times New Roman" w:cs="Times New Roman" w:eastAsia="Times New Roman"/>
-                <w:b w:val="0"/>
-                <w:i w:val="0"/>
+            <w:tcW w:w="1644" w:type="dxa"/>
+          </w:tcPr>
+          <w:p>
+            <w:r>
+              <w:rPr>
                 <w:sz w:val="28"/>
               </w:rPr>
               <w:t>держатель</w:t>
@@ -2630,19 +3080,11 @@
         </w:tc>
         <w:tc>
           <w:tcPr>
-            <w:tcW w:type="dxa" w:w="1587"/>
-          </w:tcPr>
-          <w:p>
-            <w:pPr>
-              <w:spacing w:before="0" w:after="0" w:line="240" w:lineRule="auto"/>
-              <w:jc w:val="left"/>
-            </w:pPr>
-            <w:r/>
-            <w:r>
-              <w:rPr>
-                <w:rFonts w:ascii="Times New Roman" w:hAnsi="Times New Roman" w:cs="Times New Roman" w:eastAsia="Times New Roman"/>
-                <w:b w:val="0"/>
-                <w:i w:val="0"/>
+            <w:tcW w:w="1587" w:type="dxa"/>
+          </w:tcPr>
+          <w:p>
+            <w:r>
+              <w:rPr>
                 <w:sz w:val="28"/>
               </w:rPr>
               <w:t>transactionid</w:t>
@@ -2651,50 +3093,31 @@
         </w:tc>
         <w:tc>
           <w:tcPr>
-            <w:tcW w:type="dxa" w:w="1928"/>
-          </w:tcPr>
-          <w:p>
-            <w:pPr>
-              <w:spacing w:before="0" w:after="0" w:line="240" w:lineRule="auto"/>
-              <w:jc w:val="left"/>
-            </w:pPr>
-            <w:r/>
-            <w:r>
-              <w:rPr>
-                <w:rFonts w:ascii="Times New Roman" w:hAnsi="Times New Roman" w:cs="Times New Roman" w:eastAsia="Times New Roman"/>
-                <w:b w:val="0"/>
-                <w:i w:val="0"/>
+            <w:tcW w:w="1928" w:type="dxa"/>
+          </w:tcPr>
+          <w:p>
+            <w:r>
+              <w:rPr>
                 <w:sz w:val="28"/>
               </w:rPr>
               <w:t>Exclusive</w:t>
+            </w:r>
+            <w:r>
+              <w:rPr>
+                <w:sz w:val="28"/>
+              </w:rPr>
               <w:br/>
-            </w:r>
-            <w:r>
-              <w:rPr>
-                <w:rFonts w:ascii="Times New Roman" w:hAnsi="Times New Roman" w:cs="Times New Roman" w:eastAsia="Times New Roman"/>
-                <w:b w:val="0"/>
-                <w:i w:val="0"/>
-                <w:sz w:val="28"/>
-              </w:rPr>
               <w:t>Lock</w:t>
             </w:r>
           </w:p>
         </w:tc>
         <w:tc>
           <w:tcPr>
-            <w:tcW w:type="dxa" w:w="1247"/>
-          </w:tcPr>
-          <w:p>
-            <w:pPr>
-              <w:spacing w:before="0" w:after="0" w:line="240" w:lineRule="auto"/>
-              <w:jc w:val="left"/>
-            </w:pPr>
-            <w:r/>
-            <w:r>
-              <w:rPr>
-                <w:rFonts w:ascii="Times New Roman" w:hAnsi="Times New Roman" w:cs="Times New Roman" w:eastAsia="Times New Roman"/>
-                <w:b w:val="0"/>
-                <w:i w:val="0"/>
+            <w:tcW w:w="1247" w:type="dxa"/>
+          </w:tcPr>
+          <w:p>
+            <w:r>
+              <w:rPr>
                 <w:sz w:val="28"/>
               </w:rPr>
               <w:t>да</w:t>
@@ -2703,19 +3126,11 @@
         </w:tc>
         <w:tc>
           <w:tcPr>
-            <w:tcW w:type="dxa" w:w="1134"/>
-          </w:tcPr>
-          <w:p>
-            <w:pPr>
-              <w:spacing w:before="0" w:after="0" w:line="240" w:lineRule="auto"/>
-              <w:jc w:val="left"/>
-            </w:pPr>
-            <w:r/>
-            <w:r>
-              <w:rPr>
-                <w:rFonts w:ascii="Times New Roman" w:hAnsi="Times New Roman" w:cs="Times New Roman" w:eastAsia="Times New Roman"/>
-                <w:b w:val="0"/>
-                <w:i w:val="0"/>
+            <w:tcW w:w="1134" w:type="dxa"/>
+          </w:tcPr>
+          <w:p>
+            <w:r>
+              <w:rPr>
                 <w:sz w:val="28"/>
               </w:rPr>
               <w:t xml:space="preserve"> </w:t>
@@ -2724,31 +3139,20 @@
         </w:tc>
         <w:tc>
           <w:tcPr>
-            <w:tcW w:type="dxa" w:w="1814"/>
-          </w:tcPr>
-          <w:p>
-            <w:pPr>
-              <w:spacing w:before="0" w:after="0" w:line="240" w:lineRule="auto"/>
-              <w:jc w:val="left"/>
-            </w:pPr>
-            <w:r/>
-            <w:r>
-              <w:rPr>
-                <w:rFonts w:ascii="Times New Roman" w:hAnsi="Times New Roman" w:cs="Times New Roman" w:eastAsia="Times New Roman"/>
-                <w:b w:val="0"/>
-                <w:i w:val="0"/>
+            <w:tcW w:w="1814" w:type="dxa"/>
+          </w:tcPr>
+          <w:p>
+            <w:r>
+              <w:rPr>
                 <w:sz w:val="28"/>
               </w:rPr>
               <w:t>Client/</w:t>
+            </w:r>
+            <w:r>
+              <w:rPr>
+                <w:sz w:val="28"/>
+              </w:rPr>
               <w:br/>
-            </w:r>
-            <w:r>
-              <w:rPr>
-                <w:rFonts w:ascii="Times New Roman" w:hAnsi="Times New Roman" w:cs="Times New Roman" w:eastAsia="Times New Roman"/>
-                <w:b w:val="0"/>
-                <w:i w:val="0"/>
-                <w:sz w:val="28"/>
-              </w:rPr>
               <w:t>ClientRead</w:t>
             </w:r>
           </w:p>
@@ -2758,31 +3162,128 @@
     <w:p/>
     <w:p>
       <w:pPr>
-        <w:spacing w:line="360" w:lineRule="auto" w:before="0" w:after="0"/>
-        <w:ind w:firstLine="709" w:left="0"/>
+        <w:spacing w:line="360" w:lineRule="auto"/>
+        <w:ind w:firstLine="709"/>
         <w:jc w:val="both"/>
-      </w:pPr>
-      <w:r>
-        <w:rPr>
-          <w:rFonts w:ascii="Times New Roman" w:hAnsi="Times New Roman" w:cs="Times New Roman" w:eastAsia="Times New Roman"/>
-          <w:b w:val="0"/>
-          <w:i w:val="0"/>
-          <w:sz w:val="28"/>
-        </w:rPr>
-        <w:t>Держатель 10976 получил RowExclusiveLock на таблицу «Студент» и ExclusiveLock на идентификатор своей транзакции; он не ждёт. Ожидающий получил RowShareLock на таблицу и на строку, но ShareLock на транзакцию держателя не выдан: событие ожидания — Lock/transactionid.</w:t>
-      </w:r>
-    </w:p>
-    <w:p>
-      <w:pPr>
-        <w:spacing w:line="360" w:lineRule="auto" w:before="0" w:after="0"/>
-        <w:ind w:firstLine="709" w:left="0"/>
-        <w:jc w:val="left"/>
-      </w:pPr>
-      <w:r>
-        <w:rPr>
-          <w:rFonts w:ascii="Times New Roman" w:hAnsi="Times New Roman" w:cs="Times New Roman" w:eastAsia="Times New Roman"/>
+        <w:rPr>
+          <w:sz w:val="28"/>
+        </w:rPr>
+      </w:pPr>
+      <w:r>
+        <w:rPr>
+          <w:sz w:val="28"/>
+        </w:rPr>
+        <w:t>Держатель 10976 получил RowExclusiveLock на таблицу «Студент» и ExclusiveLock на идентификатор своей транзакции; он не ждёт. Ожидающий получил RowShareLock на таблицу и на строку, но ShareLock на транзакцию держателя не выдан: событие ожидания — Lock/</w:t>
+      </w:r>
+      <w:proofErr w:type="spellStart"/>
+      <w:r>
+        <w:rPr>
+          <w:sz w:val="28"/>
+        </w:rPr>
+        <w:t>transactionid</w:t>
+      </w:r>
+      <w:proofErr w:type="spellEnd"/>
+      <w:r>
+        <w:rPr>
+          <w:sz w:val="28"/>
+        </w:rPr>
+        <w:t>.</w:t>
+      </w:r>
+      <w:r>
+        <w:rPr>
+          <w:sz w:val="28"/>
+        </w:rPr>
+        <w:t xml:space="preserve"> На рисунке </w:t>
+      </w:r>
+      <w:r>
+        <w:rPr>
+          <w:sz w:val="28"/>
+        </w:rPr>
+        <w:t>5</w:t>
+      </w:r>
+      <w:r>
+        <w:rPr>
+          <w:sz w:val="28"/>
+        </w:rPr>
+        <w:t xml:space="preserve"> пример блокировки </w:t>
+      </w:r>
+      <w:r>
+        <w:rPr>
+          <w:sz w:val="28"/>
+        </w:rPr>
+        <w:t>запроса.</w:t>
+      </w:r>
+    </w:p>
+    <w:p>
+      <w:pPr>
+        <w:spacing w:line="360" w:lineRule="auto"/>
+        <w:jc w:val="both"/>
+      </w:pPr>
+      <w:r>
+        <w:lastRenderedPageBreak/>
+        <w:drawing>
+          <wp:inline distT="0" distB="0" distL="0" distR="0" wp14:anchorId="779503D5" wp14:editId="697C7F04">
+            <wp:extent cx="5940425" cy="4539615"/>
+            <wp:effectExtent l="0" t="0" r="3175" b="0"/>
+            <wp:docPr id="1481148273" name="Рисунок 1"/>
+            <wp:cNvGraphicFramePr>
+              <a:graphicFrameLocks xmlns:a="http://schemas.openxmlformats.org/drawingml/2006/main" noChangeAspect="1"/>
+            </wp:cNvGraphicFramePr>
+            <a:graphic xmlns:a="http://schemas.openxmlformats.org/drawingml/2006/main">
+              <a:graphicData uri="http://schemas.openxmlformats.org/drawingml/2006/picture">
+                <pic:pic xmlns:pic="http://schemas.openxmlformats.org/drawingml/2006/picture">
+                  <pic:nvPicPr>
+                    <pic:cNvPr id="1481148273" name=""/>
+                    <pic:cNvPicPr/>
+                  </pic:nvPicPr>
+                  <pic:blipFill>
+                    <a:blip r:embed="rId12"/>
+                    <a:stretch>
+                      <a:fillRect/>
+                    </a:stretch>
+                  </pic:blipFill>
+                  <pic:spPr>
+                    <a:xfrm>
+                      <a:off x="0" y="0"/>
+                      <a:ext cx="5940425" cy="4539615"/>
+                    </a:xfrm>
+                    <a:prstGeom prst="rect">
+                      <a:avLst/>
+                    </a:prstGeom>
+                  </pic:spPr>
+                </pic:pic>
+              </a:graphicData>
+            </a:graphic>
+          </wp:inline>
+        </w:drawing>
+      </w:r>
+    </w:p>
+    <w:p>
+      <w:pPr>
+        <w:spacing w:line="360" w:lineRule="auto"/>
+        <w:jc w:val="center"/>
+      </w:pPr>
+      <w:r>
+        <w:rPr>
+          <w:sz w:val="28"/>
+        </w:rPr>
+        <w:t>Рисунок 5 - пример запроса блокировки сеанса</w:t>
+      </w:r>
+    </w:p>
+    <w:p>
+      <w:pPr>
+        <w:spacing w:line="360" w:lineRule="auto"/>
+        <w:jc w:val="both"/>
+      </w:pPr>
+    </w:p>
+    <w:p>
+      <w:pPr>
+        <w:spacing w:line="360" w:lineRule="auto"/>
+        <w:ind w:firstLine="709"/>
+      </w:pPr>
+      <w:r>
+        <w:rPr>
           <w:b/>
-          <w:i w:val="0"/>
           <w:sz w:val="28"/>
         </w:rPr>
         <w:t>3.5 Взаимоблокировка</w:t>
@@ -2790,79 +3291,44 @@
     </w:p>
     <w:p>
       <w:pPr>
-        <w:spacing w:line="360" w:lineRule="auto" w:before="0" w:after="0"/>
-        <w:ind w:firstLine="709" w:left="0"/>
+        <w:spacing w:line="360" w:lineRule="auto"/>
+        <w:ind w:firstLine="709"/>
         <w:jc w:val="both"/>
       </w:pPr>
       <w:r>
         <w:rPr>
-          <w:rFonts w:ascii="Times New Roman" w:hAnsi="Times New Roman" w:cs="Times New Roman" w:eastAsia="Times New Roman"/>
-          <w:b w:val="0"/>
-          <w:i w:val="0"/>
           <w:sz w:val="28"/>
         </w:rPr>
         <w:t>Два сеанса обновляют студентов 100009 и 1 в противоположном порядке. Присваивание ФИО самому себе берёт блокировку записи и не меняет имя. Сеанс 1 ниже идёт от первого студента ко второму; второй сеанс выполняет те же два оператора наоборот.</w:t>
       </w:r>
     </w:p>
     <w:p>
-      <w:pPr>
-        <w:spacing w:line="240" w:lineRule="auto" w:before="0" w:after="0"/>
-        <w:ind w:firstLine="0" w:left="0"/>
-        <w:jc w:val="left"/>
-      </w:pPr>
-      <w:r>
-        <w:rPr>
-          <w:rFonts w:ascii="Times New Roman" w:hAnsi="Times New Roman" w:cs="Times New Roman" w:eastAsia="Times New Roman"/>
-          <w:b w:val="0"/>
-          <w:i w:val="0"/>
+      <w:r>
+        <w:rPr>
           <w:sz w:val="28"/>
         </w:rPr>
         <w:t>UPDATE "Студент" SET "ФИО" = "ФИО"</w:t>
       </w:r>
     </w:p>
     <w:p>
-      <w:pPr>
-        <w:spacing w:line="240" w:lineRule="auto" w:before="0" w:after="0"/>
-        <w:ind w:firstLine="0" w:left="0"/>
-        <w:jc w:val="left"/>
-      </w:pPr>
-      <w:r>
-        <w:rPr>
-          <w:rFonts w:ascii="Times New Roman" w:hAnsi="Times New Roman" w:cs="Times New Roman" w:eastAsia="Times New Roman"/>
-          <w:b w:val="0"/>
-          <w:i w:val="0"/>
+      <w:r>
+        <w:rPr>
           <w:sz w:val="28"/>
         </w:rPr>
         <w:t>WHERE "ID_студента" = 100009;</w:t>
       </w:r>
     </w:p>
     <w:p>
-      <w:pPr>
-        <w:spacing w:line="240" w:lineRule="auto" w:before="0" w:after="0"/>
-        <w:ind w:firstLine="0" w:left="0"/>
-        <w:jc w:val="left"/>
-      </w:pPr>
-      <w:r>
-        <w:rPr>
-          <w:rFonts w:ascii="Times New Roman" w:hAnsi="Times New Roman" w:cs="Times New Roman" w:eastAsia="Times New Roman"/>
-          <w:b w:val="0"/>
-          <w:i w:val="0"/>
+      <w:r>
+        <w:rPr>
           <w:sz w:val="28"/>
         </w:rPr>
         <w:t>UPDATE "Студент" SET "ФИО" = "ФИО"</w:t>
       </w:r>
     </w:p>
     <w:p>
-      <w:pPr>
-        <w:spacing w:line="240" w:lineRule="auto" w:before="0" w:after="0"/>
-        <w:ind w:firstLine="0" w:left="0"/>
-        <w:jc w:val="left"/>
-      </w:pPr>
-      <w:r>
-        <w:rPr>
-          <w:rFonts w:ascii="Times New Roman" w:hAnsi="Times New Roman" w:cs="Times New Roman" w:eastAsia="Times New Roman"/>
-          <w:b w:val="0"/>
-          <w:i w:val="0"/>
+      <w:r>
+        <w:rPr>
           <w:sz w:val="28"/>
         </w:rPr>
         <w:t>WHERE "ID_студента" = 1;</w:t>
@@ -2870,120 +3336,150 @@
     </w:p>
     <w:p>
       <w:pPr>
-        <w:spacing w:line="360" w:lineRule="auto" w:before="0" w:after="0"/>
-        <w:ind w:firstLine="709" w:left="0"/>
+        <w:spacing w:line="360" w:lineRule="auto"/>
+        <w:ind w:firstLine="709"/>
         <w:jc w:val="both"/>
       </w:pPr>
       <w:r>
         <w:rPr>
-          <w:rFonts w:ascii="Times New Roman" w:hAnsi="Times New Roman" w:cs="Times New Roman" w:eastAsia="Times New Roman"/>
-          <w:b w:val="0"/>
-          <w:i w:val="0"/>
           <w:sz w:val="28"/>
         </w:rPr>
         <w:t>Сеанс 1 зафиксировал транзакцию. Сеанс 2 получил отказ, его транзакция отменена. Сообщение сервера:</w:t>
       </w:r>
     </w:p>
     <w:p>
-      <w:pPr>
-        <w:spacing w:line="240" w:lineRule="auto" w:before="0" w:after="0"/>
-        <w:ind w:firstLine="0" w:left="0"/>
-        <w:jc w:val="left"/>
-      </w:pPr>
-      <w:r>
-        <w:rPr>
-          <w:rFonts w:ascii="Times New Roman" w:hAnsi="Times New Roman" w:cs="Times New Roman" w:eastAsia="Times New Roman"/>
-          <w:b w:val="0"/>
-          <w:i w:val="0"/>
+      <w:r>
+        <w:rPr>
           <w:sz w:val="28"/>
         </w:rPr>
         <w:t>ERROR:  обнаружена взаимоблокировка</w:t>
       </w:r>
     </w:p>
     <w:p>
-      <w:pPr>
-        <w:spacing w:line="240" w:lineRule="auto" w:before="0" w:after="0"/>
-        <w:ind w:firstLine="0" w:left="0"/>
-        <w:jc w:val="left"/>
-      </w:pPr>
-      <w:r>
-        <w:rPr>
-          <w:rFonts w:ascii="Times New Roman" w:hAnsi="Times New Roman" w:cs="Times New Roman" w:eastAsia="Times New Roman"/>
-          <w:b w:val="0"/>
-          <w:i w:val="0"/>
+      <w:r>
+        <w:rPr>
           <w:sz w:val="28"/>
         </w:rPr>
         <w:t>DETAIL:  Процесс 20500 ожидает в режиме ShareLock блокировку "транзакция 881"; заблокирован процессом 24500.</w:t>
       </w:r>
     </w:p>
     <w:p>
-      <w:pPr>
-        <w:spacing w:line="240" w:lineRule="auto" w:before="0" w:after="0"/>
-        <w:ind w:firstLine="0" w:left="0"/>
-        <w:jc w:val="left"/>
-      </w:pPr>
-      <w:r>
-        <w:rPr>
-          <w:rFonts w:ascii="Times New Roman" w:hAnsi="Times New Roman" w:cs="Times New Roman" w:eastAsia="Times New Roman"/>
-          <w:b w:val="0"/>
-          <w:i w:val="0"/>
-          <w:sz w:val="28"/>
-        </w:rPr>
+      <w:r>
+        <w:rPr>
+          <w:sz w:val="28"/>
+        </w:rPr>
+        <w:lastRenderedPageBreak/>
         <w:t>Процесс 24500 ожидает в режиме ShareLock блокировку "транзакция 882"; заблокирован процессом 20500.</w:t>
       </w:r>
     </w:p>
     <w:p>
       <w:pPr>
-        <w:spacing w:line="360" w:lineRule="auto" w:before="0" w:after="0"/>
-        <w:ind w:firstLine="709" w:left="0"/>
+        <w:spacing w:line="360" w:lineRule="auto"/>
+        <w:ind w:firstLine="709"/>
         <w:jc w:val="both"/>
-      </w:pPr>
-      <w:r>
-        <w:rPr>
-          <w:rFonts w:ascii="Times New Roman" w:hAnsi="Times New Roman" w:cs="Times New Roman" w:eastAsia="Times New Roman"/>
-          <w:b w:val="0"/>
-          <w:i w:val="0"/>
+        <w:rPr>
+          <w:sz w:val="28"/>
+        </w:rPr>
+      </w:pPr>
+      <w:r>
+        <w:rPr>
           <w:sz w:val="28"/>
         </w:rPr>
         <w:t>Сервер сообщает, что обнаружена взаимоблокировка: каждый из двух процессов ждёт ShareLock на транзакцию другого. Жертвой выбран один сеанс, второй после этого выполняет COMMIT.</w:t>
       </w:r>
+      <w:r>
+        <w:rPr>
+          <w:sz w:val="28"/>
+        </w:rPr>
+        <w:t xml:space="preserve"> На рисунке 6 изображен пример взаимоблокировки.</w:t>
+      </w:r>
+    </w:p>
+    <w:p>
+      <w:pPr>
+        <w:spacing w:line="360" w:lineRule="auto"/>
+        <w:jc w:val="both"/>
+      </w:pPr>
+      <w:r>
+        <w:drawing>
+          <wp:inline distT="0" distB="0" distL="0" distR="0" wp14:anchorId="3F8E5761" wp14:editId="107B5533">
+            <wp:extent cx="5940425" cy="3743960"/>
+            <wp:effectExtent l="0" t="0" r="3175" b="2540"/>
+            <wp:docPr id="1395341975" name="Рисунок 1"/>
+            <wp:cNvGraphicFramePr>
+              <a:graphicFrameLocks xmlns:a="http://schemas.openxmlformats.org/drawingml/2006/main" noChangeAspect="1"/>
+            </wp:cNvGraphicFramePr>
+            <a:graphic xmlns:a="http://schemas.openxmlformats.org/drawingml/2006/main">
+              <a:graphicData uri="http://schemas.openxmlformats.org/drawingml/2006/picture">
+                <pic:pic xmlns:pic="http://schemas.openxmlformats.org/drawingml/2006/picture">
+                  <pic:nvPicPr>
+                    <pic:cNvPr id="1395341975" name=""/>
+                    <pic:cNvPicPr/>
+                  </pic:nvPicPr>
+                  <pic:blipFill>
+                    <a:blip r:embed="rId13"/>
+                    <a:stretch>
+                      <a:fillRect/>
+                    </a:stretch>
+                  </pic:blipFill>
+                  <pic:spPr>
+                    <a:xfrm>
+                      <a:off x="0" y="0"/>
+                      <a:ext cx="5940425" cy="3743960"/>
+                    </a:xfrm>
+                    <a:prstGeom prst="rect">
+                      <a:avLst/>
+                    </a:prstGeom>
+                  </pic:spPr>
+                </pic:pic>
+              </a:graphicData>
+            </a:graphic>
+          </wp:inline>
+        </w:drawing>
+      </w:r>
+    </w:p>
+    <w:p>
+      <w:pPr>
+        <w:spacing w:line="360" w:lineRule="auto"/>
+        <w:jc w:val="center"/>
+      </w:pPr>
+      <w:r>
+        <w:rPr>
+          <w:sz w:val="28"/>
+        </w:rPr>
+        <w:t>Рисунок 6 - взаимоблокировки  в сеансе</w:t>
+      </w:r>
     </w:p>
     <w:p>
       <w:pPr>
         <w:pageBreakBefore/>
-        <w:spacing w:line="360" w:lineRule="auto" w:before="0" w:after="0"/>
-        <w:ind w:firstLine="709" w:left="0"/>
-        <w:jc w:val="left"/>
-      </w:pPr>
-      <w:r>
-        <w:rPr>
-          <w:rFonts w:ascii="Times New Roman" w:hAnsi="Times New Roman" w:cs="Times New Roman" w:eastAsia="Times New Roman"/>
+        <w:spacing w:line="360" w:lineRule="auto"/>
+        <w:ind w:firstLine="709"/>
+      </w:pPr>
+      <w:r>
+        <w:rPr>
           <w:b/>
-          <w:i w:val="0"/>
-          <w:sz w:val="28"/>
-        </w:rPr>
+          <w:sz w:val="28"/>
+        </w:rPr>
+        <w:lastRenderedPageBreak/>
         <w:t>4 Выводы</w:t>
       </w:r>
     </w:p>
     <w:p>
       <w:pPr>
-        <w:spacing w:line="360" w:lineRule="auto" w:before="0" w:after="0"/>
-        <w:ind w:firstLine="709" w:left="0"/>
+        <w:spacing w:line="360" w:lineRule="auto"/>
+        <w:ind w:firstLine="709"/>
         <w:jc w:val="both"/>
       </w:pPr>
       <w:r>
         <w:rPr>
-          <w:rFonts w:ascii="Times New Roman" w:hAnsi="Times New Roman" w:cs="Times New Roman" w:eastAsia="Times New Roman"/>
-          <w:b w:val="0"/>
-          <w:i w:val="0"/>
           <w:sz w:val="28"/>
         </w:rPr>
         <w:t>Грязное чтение не получено. Уровень сеанса был read uncommitted, SHOW вернул read uncommitted, но SELECT увидел зафиксированную тему «Черновик темы для проверки изоляции», а не незафиксированную правку. В PostgreSQL read uncommitted ведёт себя как read committed. Неповторяемое чтение на read committed воспроизведено: второе чтение вернуло «Черновик темы после фиксации правки». На repeatable read оба чтения вернули «Черновик темы для проверки изоляции». Фантом 3 затем 4 получен только на read committed (3 и 4). На repeatable read и serializable повторный подсчёт остался равен 3. Пока сеанс 10976 держал студента 100009, сеанс 4556 с FOR SHARE ждал ShareLock. Встречные UPDATE дали сообщение «обнаружена взаимоблокировка»: сеанс 1 зафиксирован, сеанс 2 отменён.</w:t>
       </w:r>
     </w:p>
     <w:sectPr>
-      <w:footerReference w:type="even" r:id="rId9"/>
-      <w:footerReference w:type="default" r:id="rId10"/>
+      <w:footerReference w:type="even" r:id="rId14"/>
+      <w:footerReference w:type="default" r:id="rId15"/>
       <w:pgSz w:w="11906" w:h="16838"/>
       <w:pgMar w:top="1134" w:right="850" w:bottom="1134" w:left="1701" w:header="708" w:footer="708" w:gutter="0"/>
       <w:pgNumType w:start="1"/>
@@ -4021,6 +4517,7 @@
   <w:style w:type="character" w:default="1" w:styleId="a0">
     <w:name w:val="Default Paragraph Font"/>
     <w:uiPriority w:val="1"/>
+    <w:semiHidden/>
     <w:unhideWhenUsed/>
   </w:style>
   <w:style w:type="table" w:default="1" w:styleId="a1">
